--- a/projects/LonghornERP/export/LonghornERP_SRS_Accounting.docx
+++ b/projects/LonghornERP/export/LonghornERP_SRS_Accounting.docx
@@ -461,7 +461,7 @@
         <w:pStyle w:val="FirstParagraph"/>
       </w:pPr>
       <w:r>
-        <w:t xml:space="preserve">The Accounting and General Ledger module provides the financial backbone of Longhorn ERP. It covers Chart of Accounts (CoA) management, double-entry journal posting, financial statement generation, bank reconciliation, tax management, budgeting, and period-close processing. The module integrates with all other Longhorn ERP sub-ledger modules — Sales, Purchases, Payroll, and Inventory — receiving automated journal postings from each. The scope boundary for this document excludes sub-ledger transaction origination; those modules carry their own SRS documents. Integration touch-points are noted as deferred to the FR-INTG series.</w:t>
+        <w:t xml:space="preserve">The Accounting and General Ledger module provides the financial backbone of Longhorn ERP. It covers Chart of Accounts (CoA) management, double-entry journal posting, financial statement generation, bank reconciliation, tax management, budgeting, and period-close processing. It further defines the record-to-report control framework required for a world-class finance ERP, including close orchestration, close task management, recurring and reversing journal foundations, intercompany and elimination-ready journal structure, approval and segregation-of-duties controls, and disciplined finance reporting outputs. The module integrates with all other Longhorn ERP sub-ledger modules ??? Sales, Purchases, Payroll, Inventory, Assets, Manufacturing, and Transportation ??? receiving automated journal postings from each. The scope boundary for this document excludes sub-ledger transaction origination; those modules carry their own SRS documents. Integration touch-points are noted as deferred to the FR-INTG series.</w:t>
       </w:r>
     </w:p>
     <w:bookmarkEnd w:id="22"/>
@@ -1120,7 +1120,7 @@
         <w:pStyle w:val="FirstParagraph"/>
       </w:pPr>
       <w:r>
-        <w:t xml:space="preserve">Section 2 provides the Chart of Accounts requirements. Section 3 covers Journal Entry requirements. Section 4 defines Financial Statement requirements. Section 5 addresses Bank Reconciliation. Section 6 specifies Tax Management requirements. Section 7 covers Budgeting. Section 8 defines Period-Close Processing. Section 9 lists Non-Functional Requirements. Section 10 presents the Traceability Matrix mapping every FR to a business goal.</w:t>
+        <w:t xml:space="preserve">Section 2 provides the Chart of Accounts requirements. Section 3 covers Journal Entry requirements. Section 4 defines Financial Statement requirements. Section 5 addresses Bank Reconciliation. Section 6 specifies Tax Management requirements. Section 7 covers Budgeting. Section 8 defines Period-Close Processing, close orchestration, consolidation foundations, and finance reporting discipline. Section 9 lists Non-Functional Requirements. Section 10 presents the Traceability Matrix mapping every FR to a business goal.</w:t>
       </w:r>
     </w:p>
     <w:bookmarkEnd w:id="25"/>
@@ -1229,6 +1229,50 @@
         <w:t xml:space="preserve">Ensure audit readiness through journal immutability, complete audit trails, and role-based access controls.</w:t>
       </w:r>
     </w:p>
+    <w:p>
+      <w:pPr>
+        <w:pStyle w:val="Compact"/>
+        <w:numPr>
+          <w:ilvl w:val="0"/>
+          <w:numId w:val="1002"/>
+        </w:numPr>
+      </w:pPr>
+      <w:r>
+        <w:rPr>
+          <w:b/>
+          <w:bCs/>
+        </w:rPr>
+        <w:t xml:space="preserve">BG-005:</w:t>
+      </w:r>
+      <w:r>
+        <w:t xml:space="preserve"> </w:t>
+      </w:r>
+      <w:r>
+        <w:t xml:space="preserve">Reduce days-to-close through controlled orchestration of close tasks, recurring finance processes, and exception management.</w:t>
+      </w:r>
+    </w:p>
+    <w:p>
+      <w:pPr>
+        <w:pStyle w:val="Compact"/>
+        <w:numPr>
+          <w:ilvl w:val="0"/>
+          <w:numId w:val="1002"/>
+        </w:numPr>
+      </w:pPr>
+      <w:r>
+        <w:rPr>
+          <w:b/>
+          <w:bCs/>
+        </w:rPr>
+        <w:t xml:space="preserve">BG-006:</w:t>
+      </w:r>
+      <w:r>
+        <w:t xml:space="preserve"> </w:t>
+      </w:r>
+      <w:r>
+        <w:t xml:space="preserve">Establish multi-entity, intercompany, and elimination-ready finance structures that support scalable consolidation and disciplined reporting.</w:t>
+      </w:r>
+    </w:p>
     <w:bookmarkEnd w:id="26"/>
     <w:bookmarkStart w:id="27" w:name="X2bd6e56f20ac8ae406d5e667fd9b97b701ae3c2"/>
     <w:p>
@@ -1241,7 +1285,6 @@
     </w:p>
     <w:p>
       <w:pPr>
-        <w:pStyle w:val="Compact"/>
         <w:numPr>
           <w:ilvl w:val="0"/>
           <w:numId w:val="1003"/>
@@ -1253,7 +1296,6 @@
     </w:p>
     <w:p>
       <w:pPr>
-        <w:pStyle w:val="Compact"/>
         <w:numPr>
           <w:ilvl w:val="0"/>
           <w:numId w:val="1003"/>
@@ -1265,7 +1307,6 @@
     </w:p>
     <w:p>
       <w:pPr>
-        <w:pStyle w:val="Compact"/>
         <w:numPr>
           <w:ilvl w:val="0"/>
           <w:numId w:val="1003"/>
@@ -1277,7 +1318,6 @@
     </w:p>
     <w:p>
       <w:pPr>
-        <w:pStyle w:val="Compact"/>
         <w:numPr>
           <w:ilvl w:val="0"/>
           <w:numId w:val="1003"/>
@@ -1285,6 +1325,28 @@
       </w:pPr>
       <w:r>
         <w:t xml:space="preserve">Currency exchange rates are configured at the platform level and consumed by this module; rate-source management is out of scope here.</w:t>
+      </w:r>
+    </w:p>
+    <w:p>
+      <w:pPr>
+        <w:numPr>
+          <w:ilvl w:val="0"/>
+          <w:numId w:val="1003"/>
+        </w:numPr>
+      </w:pPr>
+      <w:r>
+        <w:t xml:space="preserve">Legal entity master data, group structures, and functional/reporting currency setup are maintained by shared platform configuration services and consumed by this module during close and group-reporting processes.</w:t>
+      </w:r>
+    </w:p>
+    <w:p>
+      <w:pPr>
+        <w:numPr>
+          <w:ilvl w:val="0"/>
+          <w:numId w:val="1003"/>
+        </w:numPr>
+      </w:pPr>
+      <w:r>
+        <w:t xml:space="preserve">This SRS specifies consolidation-ready accounting structures and outputs inside Longhorn ERP; advanced external consolidation scenarios such as minority interest, equity pickup, and external statutory filing packages may be extended in a later phase.</w:t>
       </w:r>
     </w:p>
     <w:bookmarkEnd w:id="27"/>
@@ -5747,7 +5809,7 @@
     </w:p>
     <w:bookmarkEnd w:id="74"/>
     <w:bookmarkEnd w:id="75"/>
-    <w:bookmarkStart w:id="82" w:name="period-close-processing-requirements"/>
+    <w:bookmarkStart w:id="86" w:name="period-close-processing-requirements"/>
     <w:p>
       <w:pPr>
         <w:pStyle w:val="Heading1"/>
@@ -6461,56 +6523,13 @@
       </w:r>
     </w:p>
     <w:bookmarkEnd w:id="81"/>
-    <w:bookmarkEnd w:id="82"/>
-    <w:bookmarkStart w:id="90" w:name="Xa2182fc658e1e24deca1b63d0a1485cbac032ef"/>
-    <w:p>
-      <w:pPr>
-        <w:pStyle w:val="Heading1"/>
-      </w:pPr>
-      <w:r>
-        <w:t xml:space="preserve">Non-Functional Requirements for the Accounting and General Ledger Module</w:t>
-      </w:r>
-    </w:p>
-    <w:bookmarkStart w:id="83" w:name="Xedfae3cd158e4dcaaff488e63c1c6c2d696fe7b"/>
+    <w:bookmarkStart w:id="82" w:name="X3c08c065577087ffa0a9a2247fecd495ba937c4"/>
     <w:p>
       <w:pPr>
         <w:pStyle w:val="Heading2"/>
       </w:pPr>
       <w:r>
-        <w:t xml:space="preserve">9.1 Overview</w:t>
-      </w:r>
-    </w:p>
-    <w:p>
-      <w:pPr>
-        <w:pStyle w:val="FirstParagraph"/>
-      </w:pPr>
-      <w:r>
-        <w:t xml:space="preserve">Non-functional requirements (NFRs) define the quality and constraint envelope within which all functional behaviour specified in Sections 2 through 8 must operate. Each NFR is assigned a unique identifier in the</w:t>
-      </w:r>
-      <w:r>
-        <w:t xml:space="preserve"> </w:t>
-      </w:r>
-      <w:r>
-        <w:rPr>
-          <w:rStyle w:val="VerbatimChar"/>
-        </w:rPr>
-        <w:t xml:space="preserve">NFR-ACCT-NNN</w:t>
-      </w:r>
-      <w:r>
-        <w:t xml:space="preserve"> </w:t>
-      </w:r>
-      <w:r>
-        <w:t xml:space="preserve">series and is stated with a specific, measurable metric per IEEE 982.1.</w:t>
-      </w:r>
-    </w:p>
-    <w:bookmarkEnd w:id="83"/>
-    <w:bookmarkStart w:id="84" w:name="X768048b5f36edf0bf92d7cf0b6432382d479cd2"/>
-    <w:p>
-      <w:pPr>
-        <w:pStyle w:val="Heading2"/>
-      </w:pPr>
-      <w:r>
-        <w:t xml:space="preserve">9.2 Performance</w:t>
+        <w:t xml:space="preserve">8.7 Close Orchestration and Task Management</w:t>
       </w:r>
     </w:p>
     <w:p>
@@ -6522,13 +6541,46 @@
           <w:b/>
           <w:bCs/>
         </w:rPr>
-        <w:t xml:space="preserve">NFR-ACCT-001:</w:t>
-      </w:r>
-      <w:r>
-        <w:t xml:space="preserve"> </w:t>
-      </w:r>
-      <w:r>
-        <w:t xml:space="preserve">The system shall generate the Trial Balance report in ≤ 10 seconds at P95 for a tenant dataset spanning 24 months of posted transactions, measured under a load of 50 concurrent active sessions on the same tenant.</w:t>
+        <w:t xml:space="preserve">FR-ACCT-123:</w:t>
+      </w:r>
+      <w:r>
+        <w:t xml:space="preserve"> </w:t>
+      </w:r>
+      <w:r>
+        <w:t xml:space="preserve">The system shall allow an authorised user with the Finance Manager role to define period-close templates per entity and close type (</w:t>
+      </w:r>
+      <w:r>
+        <w:rPr>
+          <w:rStyle w:val="VerbatimChar"/>
+        </w:rPr>
+        <w:t xml:space="preserve">month_end</w:t>
+      </w:r>
+      <w:r>
+        <w:t xml:space="preserve">,</w:t>
+      </w:r>
+      <w:r>
+        <w:t xml:space="preserve"> </w:t>
+      </w:r>
+      <w:r>
+        <w:rPr>
+          <w:rStyle w:val="VerbatimChar"/>
+        </w:rPr>
+        <w:t xml:space="preserve">quarter_end</w:t>
+      </w:r>
+      <w:r>
+        <w:t xml:space="preserve">,</w:t>
+      </w:r>
+      <w:r>
+        <w:t xml:space="preserve"> </w:t>
+      </w:r>
+      <w:r>
+        <w:rPr>
+          <w:rStyle w:val="VerbatimChar"/>
+        </w:rPr>
+        <w:t xml:space="preserve">year_end</w:t>
+      </w:r>
+      <w:r>
+        <w:t xml:space="preserve">) with task name, sequence, due-date offset, dependency, required evidence flag, approval-required flag, and default owner role.</w:t>
       </w:r>
     </w:p>
     <w:p>
@@ -6540,13 +6592,26 @@
           <w:b/>
           <w:bCs/>
         </w:rPr>
-        <w:t xml:space="preserve">NFR-ACCT-002:</w:t>
-      </w:r>
-      <w:r>
-        <w:t xml:space="preserve"> </w:t>
-      </w:r>
-      <w:r>
-        <w:t xml:space="preserve">The system shall generate the Income Statement, Balance Sheet, and Cash Flow Statement in ≤ 10 seconds each at P95 for a tenant dataset spanning 24 months of posted transactions, under the same load condition as NFR-ACCT-001.</w:t>
+        <w:t xml:space="preserve">FR-ACCT-124:</w:t>
+      </w:r>
+      <w:r>
+        <w:t xml:space="preserve"> </w:t>
+      </w:r>
+      <w:r>
+        <w:t xml:space="preserve">The system shall instantiate a close run from a selected close template for a target entity and accounting period, creating task instances with inherited metadata and initial status</w:t>
+      </w:r>
+      <w:r>
+        <w:t xml:space="preserve"> </w:t>
+      </w:r>
+      <w:r>
+        <w:rPr>
+          <w:i/>
+          <w:iCs/>
+        </w:rPr>
+        <w:t xml:space="preserve">Not Started</w:t>
+      </w:r>
+      <w:r>
+        <w:t xml:space="preserve">.</w:t>
       </w:r>
     </w:p>
     <w:p>
@@ -6558,13 +6623,123 @@
           <w:b/>
           <w:bCs/>
         </w:rPr>
-        <w:t xml:space="preserve">NFR-ACCT-003:</w:t>
-      </w:r>
-      <w:r>
-        <w:t xml:space="preserve"> </w:t>
-      </w:r>
-      <w:r>
-        <w:t xml:space="preserve">The system shall complete a journal posting operation in ≤ 2 seconds at P95 under a concurrent load of 100 users posting journals simultaneously on the same multi-tenant instance.</w:t>
+        <w:t xml:space="preserve">FR-ACCT-125:</w:t>
+      </w:r>
+      <w:r>
+        <w:t xml:space="preserve"> </w:t>
+      </w:r>
+      <w:r>
+        <w:t xml:space="preserve">The system shall support the close task statuses</w:t>
+      </w:r>
+      <w:r>
+        <w:t xml:space="preserve"> </w:t>
+      </w:r>
+      <w:r>
+        <w:rPr>
+          <w:i/>
+          <w:iCs/>
+        </w:rPr>
+        <w:t xml:space="preserve">Not Started</w:t>
+      </w:r>
+      <w:r>
+        <w:t xml:space="preserve">,</w:t>
+      </w:r>
+      <w:r>
+        <w:t xml:space="preserve"> </w:t>
+      </w:r>
+      <w:r>
+        <w:rPr>
+          <w:i/>
+          <w:iCs/>
+        </w:rPr>
+        <w:t xml:space="preserve">In Progress</w:t>
+      </w:r>
+      <w:r>
+        <w:t xml:space="preserve">,</w:t>
+      </w:r>
+      <w:r>
+        <w:t xml:space="preserve"> </w:t>
+      </w:r>
+      <w:r>
+        <w:rPr>
+          <w:i/>
+          <w:iCs/>
+        </w:rPr>
+        <w:t xml:space="preserve">Blocked</w:t>
+      </w:r>
+      <w:r>
+        <w:t xml:space="preserve">,</w:t>
+      </w:r>
+      <w:r>
+        <w:t xml:space="preserve"> </w:t>
+      </w:r>
+      <w:r>
+        <w:rPr>
+          <w:i/>
+          <w:iCs/>
+        </w:rPr>
+        <w:t xml:space="preserve">Completed</w:t>
+      </w:r>
+      <w:r>
+        <w:t xml:space="preserve">,</w:t>
+      </w:r>
+      <w:r>
+        <w:t xml:space="preserve"> </w:t>
+      </w:r>
+      <w:r>
+        <w:rPr>
+          <w:i/>
+          <w:iCs/>
+        </w:rPr>
+        <w:t xml:space="preserve">Approved</w:t>
+      </w:r>
+      <w:r>
+        <w:t xml:space="preserve">, and</w:t>
+      </w:r>
+      <w:r>
+        <w:t xml:space="preserve"> </w:t>
+      </w:r>
+      <w:r>
+        <w:rPr>
+          <w:i/>
+          <w:iCs/>
+        </w:rPr>
+        <w:t xml:space="preserve">Waived</w:t>
+      </w:r>
+      <w:r>
+        <w:t xml:space="preserve">; any transition to</w:t>
+      </w:r>
+      <w:r>
+        <w:t xml:space="preserve"> </w:t>
+      </w:r>
+      <w:r>
+        <w:rPr>
+          <w:i/>
+          <w:iCs/>
+        </w:rPr>
+        <w:t xml:space="preserve">Blocked</w:t>
+      </w:r>
+      <w:r>
+        <w:t xml:space="preserve"> </w:t>
+      </w:r>
+      <w:r>
+        <w:t xml:space="preserve">or</w:t>
+      </w:r>
+      <w:r>
+        <w:t xml:space="preserve"> </w:t>
+      </w:r>
+      <w:r>
+        <w:rPr>
+          <w:i/>
+          <w:iCs/>
+        </w:rPr>
+        <w:t xml:space="preserve">Waived</w:t>
+      </w:r>
+      <w:r>
+        <w:t xml:space="preserve"> </w:t>
+      </w:r>
+      <w:r>
+        <w:t xml:space="preserve">shall require a mandatory explanatory comment.</w:t>
       </w:r>
     </w:p>
     <w:p>
@@ -6576,13 +6751,13 @@
           <w:b/>
           <w:bCs/>
         </w:rPr>
-        <w:t xml:space="preserve">NFR-ACCT-004:</w:t>
-      </w:r>
-      <w:r>
-        <w:t xml:space="preserve"> </w:t>
-      </w:r>
-      <w:r>
-        <w:t xml:space="preserve">The system shall complete a bank reconciliation auto-match operation for a statement containing up to 500 lines in ≤ 5 seconds at P95.</w:t>
+        <w:t xml:space="preserve">FR-ACCT-126:</w:t>
+      </w:r>
+      <w:r>
+        <w:t xml:space="preserve"> </w:t>
+      </w:r>
+      <w:r>
+        <w:t xml:space="preserve">The system shall allow an authorised Finance Manager to assign or reassign each close task to a named user or role-qualified queue while preserving the original template owner in the audit history.</w:t>
       </w:r>
     </w:p>
     <w:p>
@@ -6594,41 +6769,147 @@
           <w:b/>
           <w:bCs/>
         </w:rPr>
-        <w:t xml:space="preserve">NFR-ACCT-005:</w:t>
-      </w:r>
-      <w:r>
-        <w:t xml:space="preserve"> </w:t>
-      </w:r>
-      <w:r>
-        <w:t xml:space="preserve">The system shall generate a VAT Return report for a quarterly return period in ≤ 5 seconds at P95 for a tenant with up to 10,000 VAT-applicable transactions in the period.</w:t>
-      </w:r>
-    </w:p>
-    <w:bookmarkEnd w:id="84"/>
-    <w:bookmarkStart w:id="85" w:name="X6b3d917929534a1f54a9d3cdc94d1c37565df0a"/>
-    <w:p>
-      <w:pPr>
-        <w:pStyle w:val="Heading2"/>
-      </w:pPr>
-      <w:r>
-        <w:t xml:space="preserve">9.3 Data Integrity</w:t>
-      </w:r>
-    </w:p>
-    <w:p>
-      <w:pPr>
-        <w:pStyle w:val="FirstParagraph"/>
+        <w:t xml:space="preserve">FR-ACCT-127:</w:t>
+      </w:r>
+      <w:r>
+        <w:t xml:space="preserve"> </w:t>
+      </w:r>
+      <w:r>
+        <w:t xml:space="preserve">The system shall require upload or linkage of supporting evidence (</w:t>
+      </w:r>
+      <w:r>
+        <w:rPr>
+          <w:rStyle w:val="VerbatimChar"/>
+        </w:rPr>
+        <w:t xml:space="preserve">attachment</w:t>
+      </w:r>
+      <w:r>
+        <w:t xml:space="preserve">,</w:t>
+      </w:r>
+      <w:r>
+        <w:t xml:space="preserve"> </w:t>
+      </w:r>
+      <w:r>
+        <w:rPr>
+          <w:rStyle w:val="VerbatimChar"/>
+        </w:rPr>
+        <w:t xml:space="preserve">URL</w:t>
+      </w:r>
+      <w:r>
+        <w:t xml:space="preserve">, or</w:t>
+      </w:r>
+      <w:r>
+        <w:t xml:space="preserve"> </w:t>
+      </w:r>
+      <w:r>
+        <w:rPr>
+          <w:rStyle w:val="VerbatimChar"/>
+        </w:rPr>
+        <w:t xml:space="preserve">commentary</w:t>
+      </w:r>
+      <w:r>
+        <w:t xml:space="preserve">) before a task marked</w:t>
+      </w:r>
+      <w:r>
+        <w:t xml:space="preserve"> </w:t>
+      </w:r>
+      <w:r>
+        <w:rPr>
+          <w:rStyle w:val="VerbatimChar"/>
+        </w:rPr>
+        <w:t xml:space="preserve">evidence_required = true</w:t>
+      </w:r>
+      <w:r>
+        <w:t xml:space="preserve"> </w:t>
+      </w:r>
+      <w:r>
+        <w:t xml:space="preserve">can be moved to</w:t>
+      </w:r>
+      <w:r>
+        <w:t xml:space="preserve"> </w:t>
+      </w:r>
+      <w:r>
+        <w:rPr>
+          <w:i/>
+          <w:iCs/>
+        </w:rPr>
+        <w:t xml:space="preserve">Completed</w:t>
+      </w:r>
+      <w:r>
+        <w:t xml:space="preserve">.</w:t>
+      </w:r>
+    </w:p>
+    <w:p>
+      <w:pPr>
+        <w:pStyle w:val="BodyText"/>
       </w:pPr>
       <w:r>
         <w:rPr>
           <w:b/>
           <w:bCs/>
         </w:rPr>
-        <w:t xml:space="preserve">NFR-ACCT-006:</w:t>
-      </w:r>
-      <w:r>
-        <w:t xml:space="preserve"> </w:t>
-      </w:r>
-      <w:r>
-        <w:t xml:space="preserve">The system shall prevent posting of unbalanced journals (total debits ≠ total credits); any such attempt shall return HTTP 422 with the validation error "Debit total does not equal credit total" within ≤ 500 ms of request receipt.</w:t>
+        <w:t xml:space="preserve">FR-ACCT-128:</w:t>
+      </w:r>
+      <w:r>
+        <w:t xml:space="preserve"> </w:t>
+      </w:r>
+      <w:r>
+        <w:t xml:space="preserve">The system shall prevent a period from being moved to</w:t>
+      </w:r>
+      <w:r>
+        <w:t xml:space="preserve"> </w:t>
+      </w:r>
+      <w:r>
+        <w:rPr>
+          <w:i/>
+          <w:iCs/>
+        </w:rPr>
+        <w:t xml:space="preserve">Hard Closed</w:t>
+      </w:r>
+      <w:r>
+        <w:t xml:space="preserve"> </w:t>
+      </w:r>
+      <w:r>
+        <w:t xml:space="preserve">while any mandatory close task for that entity and period remains in a status other than</w:t>
+      </w:r>
+      <w:r>
+        <w:t xml:space="preserve"> </w:t>
+      </w:r>
+      <w:r>
+        <w:rPr>
+          <w:i/>
+          <w:iCs/>
+        </w:rPr>
+        <w:t xml:space="preserve">Completed</w:t>
+      </w:r>
+      <w:r>
+        <w:t xml:space="preserve">,</w:t>
+      </w:r>
+      <w:r>
+        <w:t xml:space="preserve"> </w:t>
+      </w:r>
+      <w:r>
+        <w:rPr>
+          <w:i/>
+          <w:iCs/>
+        </w:rPr>
+        <w:t xml:space="preserve">Approved</w:t>
+      </w:r>
+      <w:r>
+        <w:t xml:space="preserve">, or</w:t>
+      </w:r>
+      <w:r>
+        <w:t xml:space="preserve"> </w:t>
+      </w:r>
+      <w:r>
+        <w:rPr>
+          <w:i/>
+          <w:iCs/>
+        </w:rPr>
+        <w:t xml:space="preserve">Waived by authorised approver</w:t>
+      </w:r>
+      <w:r>
+        <w:t xml:space="preserve">.</w:t>
       </w:r>
     </w:p>
     <w:p>
@@ -6640,73 +6921,13 @@
           <w:b/>
           <w:bCs/>
         </w:rPr>
-        <w:t xml:space="preserve">NFR-ACCT-007:</w:t>
-      </w:r>
-      <w:r>
-        <w:t xml:space="preserve"> </w:t>
-      </w:r>
-      <w:r>
-        <w:t xml:space="preserve">The system shall ensure all posted journals are immutable; no</w:t>
-      </w:r>
-      <w:r>
-        <w:t xml:space="preserve"> </w:t>
-      </w:r>
-      <w:r>
-        <w:rPr>
-          <w:rStyle w:val="VerbatimChar"/>
-        </w:rPr>
-        <w:t xml:space="preserve">UPDATE</w:t>
-      </w:r>
-      <w:r>
-        <w:t xml:space="preserve"> </w:t>
-      </w:r>
-      <w:r>
-        <w:t xml:space="preserve">or</w:t>
-      </w:r>
-      <w:r>
-        <w:t xml:space="preserve"> </w:t>
-      </w:r>
-      <w:r>
-        <w:rPr>
-          <w:rStyle w:val="VerbatimChar"/>
-        </w:rPr>
-        <w:t xml:space="preserve">DELETE</w:t>
-      </w:r>
-      <w:r>
-        <w:t xml:space="preserve"> </w:t>
-      </w:r>
-      <w:r>
-        <w:t xml:space="preserve">operation shall be permitted on the</w:t>
-      </w:r>
-      <w:r>
-        <w:t xml:space="preserve"> </w:t>
-      </w:r>
-      <w:r>
-        <w:rPr>
-          <w:rStyle w:val="VerbatimChar"/>
-        </w:rPr>
-        <w:t xml:space="preserve">journals</w:t>
-      </w:r>
-      <w:r>
-        <w:t xml:space="preserve"> </w:t>
-      </w:r>
-      <w:r>
-        <w:t xml:space="preserve">or</w:t>
-      </w:r>
-      <w:r>
-        <w:t xml:space="preserve"> </w:t>
-      </w:r>
-      <w:r>
-        <w:rPr>
-          <w:rStyle w:val="VerbatimChar"/>
-        </w:rPr>
-        <w:t xml:space="preserve">journal_lines</w:t>
-      </w:r>
-      <w:r>
-        <w:t xml:space="preserve"> </w:t>
-      </w:r>
-      <w:r>
-        <w:t xml:space="preserve">tables by any application user role, service account, or database administrator account accessible through the application layer; enforcement shall be implemented at both the application layer (role check) and the database layer (row-level security or trigger).</w:t>
+        <w:t xml:space="preserve">FR-ACCT-129:</w:t>
+      </w:r>
+      <w:r>
+        <w:t xml:space="preserve"> </w:t>
+      </w:r>
+      <w:r>
+        <w:t xml:space="preserve">The system shall provide a Close Cockpit dashboard showing close completion percentage, overdue task count, blocked task count, and task status by entity, period, and owner.</w:t>
       </w:r>
     </w:p>
     <w:p>
@@ -6718,50 +6939,36 @@
           <w:b/>
           <w:bCs/>
         </w:rPr>
-        <w:t xml:space="preserve">NFR-ACCT-008:</w:t>
-      </w:r>
-      <w:r>
-        <w:t xml:space="preserve"> </w:t>
-      </w:r>
-      <w:r>
-        <w:t xml:space="preserve">The system shall maintain referential integrity between</w:t>
-      </w:r>
-      <w:r>
-        <w:t xml:space="preserve"> </w:t>
-      </w:r>
-      <w:r>
-        <w:rPr>
-          <w:rStyle w:val="VerbatimChar"/>
-        </w:rPr>
-        <w:t xml:space="preserve">journal_lines</w:t>
-      </w:r>
-      <w:r>
-        <w:t xml:space="preserve"> </w:t>
-      </w:r>
-      <w:r>
-        <w:t xml:space="preserve">and</w:t>
-      </w:r>
-      <w:r>
-        <w:t xml:space="preserve"> </w:t>
-      </w:r>
-      <w:r>
-        <w:rPr>
-          <w:rStyle w:val="VerbatimChar"/>
-        </w:rPr>
-        <w:t xml:space="preserve">gl_accounts</w:t>
-      </w:r>
-      <w:r>
-        <w:t xml:space="preserve">; any attempt to delete a GL account record that has associated journal lines shall be rejected with a database-level foreign key constraint error.</w:t>
-      </w:r>
-    </w:p>
-    <w:bookmarkEnd w:id="85"/>
-    <w:bookmarkStart w:id="86" w:name="X00657385e4e97bd57866196965913b221d1486b"/>
+        <w:t xml:space="preserve">FR-ACCT-130:</w:t>
+      </w:r>
+      <w:r>
+        <w:t xml:space="preserve"> </w:t>
+      </w:r>
+      <w:r>
+        <w:t xml:space="preserve">The system shall send in-app notifications to task owners and Finance Managers when a close task is assigned, becomes overdue, is marked</w:t>
+      </w:r>
+      <w:r>
+        <w:t xml:space="preserve"> </w:t>
+      </w:r>
+      <w:r>
+        <w:rPr>
+          <w:i/>
+          <w:iCs/>
+        </w:rPr>
+        <w:t xml:space="preserve">Blocked</w:t>
+      </w:r>
+      <w:r>
+        <w:t xml:space="preserve">, or is rejected during approval.</w:t>
+      </w:r>
+    </w:p>
+    <w:bookmarkEnd w:id="82"/>
+    <w:bookmarkStart w:id="83" w:name="Xe100d004d1f7b57a0e974de14f378f4272a48ce"/>
     <w:p>
       <w:pPr>
         <w:pStyle w:val="Heading2"/>
       </w:pPr>
       <w:r>
-        <w:t xml:space="preserve">9.4 Availability</w:t>
+        <w:t xml:space="preserve">8.8 Close Journals, Recurring Entries, and Control Approvals</w:t>
       </w:r>
     </w:p>
     <w:p>
@@ -6773,41 +6980,64 @@
           <w:b/>
           <w:bCs/>
         </w:rPr>
-        <w:t xml:space="preserve">NFR-ACCT-009:</w:t>
-      </w:r>
-      <w:r>
-        <w:t xml:space="preserve"> </w:t>
-      </w:r>
-      <w:r>
-        <w:t xml:space="preserve">The Accounting and General Ledger module shall be available 99.5% of each calendar month, excluding scheduled maintenance windows announced ≥ 48 hours in advance; availability is measured as the ratio of successful health-check responses to total health-check requests over the month.</w:t>
-      </w:r>
-    </w:p>
-    <w:bookmarkEnd w:id="86"/>
-    <w:bookmarkStart w:id="87" w:name="Xe95014d9b4d791c7da599e959719e4d5306fe8e"/>
-    <w:p>
-      <w:pPr>
-        <w:pStyle w:val="Heading2"/>
-      </w:pPr>
-      <w:r>
-        <w:t xml:space="preserve">9.5 Security</w:t>
-      </w:r>
-    </w:p>
-    <w:p>
-      <w:pPr>
-        <w:pStyle w:val="FirstParagraph"/>
+        <w:t xml:space="preserve">FR-ACCT-131:</w:t>
+      </w:r>
+      <w:r>
+        <w:t xml:space="preserve"> </w:t>
+      </w:r>
+      <w:r>
+        <w:t xml:space="preserve">The system shall allow an authorised user to create recurring journal templates with frequency (</w:t>
+      </w:r>
+      <w:r>
+        <w:rPr>
+          <w:rStyle w:val="VerbatimChar"/>
+        </w:rPr>
+        <w:t xml:space="preserve">monthly</w:t>
+      </w:r>
+      <w:r>
+        <w:t xml:space="preserve">,</w:t>
+      </w:r>
+      <w:r>
+        <w:t xml:space="preserve"> </w:t>
+      </w:r>
+      <w:r>
+        <w:rPr>
+          <w:rStyle w:val="VerbatimChar"/>
+        </w:rPr>
+        <w:t xml:space="preserve">quarterly</w:t>
+      </w:r>
+      <w:r>
+        <w:t xml:space="preserve">,</w:t>
+      </w:r>
+      <w:r>
+        <w:t xml:space="preserve"> </w:t>
+      </w:r>
+      <w:r>
+        <w:rPr>
+          <w:rStyle w:val="VerbatimChar"/>
+        </w:rPr>
+        <w:t xml:space="preserve">annual</w:t>
+      </w:r>
+      <w:r>
+        <w:t xml:space="preserve">), effective start date, optional end date, journal line definitions, narration pattern, and approval route.</w:t>
+      </w:r>
+    </w:p>
+    <w:p>
+      <w:pPr>
+        <w:pStyle w:val="BodyText"/>
       </w:pPr>
       <w:r>
         <w:rPr>
           <w:b/>
           <w:bCs/>
         </w:rPr>
-        <w:t xml:space="preserve">NFR-ACCT-010:</w:t>
-      </w:r>
-      <w:r>
-        <w:t xml:space="preserve"> </w:t>
-      </w:r>
-      <w:r>
-        <w:t xml:space="preserve">All financial statement data served by the Accounting API shall be transmitted over TLS 1.2 or higher; unencrypted HTTP connections to any accounting endpoint shall be rejected with HTTP 301 redirect to HTTPS.</w:t>
+        <w:t xml:space="preserve">FR-ACCT-132:</w:t>
+      </w:r>
+      <w:r>
+        <w:t xml:space="preserve"> </w:t>
+      </w:r>
+      <w:r>
+        <w:t xml:space="preserve">The system shall automatically generate draft journals from active recurring journal templates for each eligible open period, preserving a reference to the originating template and target period.</w:t>
       </w:r>
     </w:p>
     <w:p>
@@ -6819,13 +7049,25 @@
           <w:b/>
           <w:bCs/>
         </w:rPr>
-        <w:t xml:space="preserve">NFR-ACCT-011:</w:t>
-      </w:r>
-      <w:r>
-        <w:t xml:space="preserve"> </w:t>
-      </w:r>
-      <w:r>
-        <w:t xml:space="preserve">Access to any Accounting and General Ledger endpoint shall require a valid authenticated session token; unauthenticated requests shall return HTTP 401 within ≤ 200 ms.</w:t>
+        <w:t xml:space="preserve">FR-ACCT-133:</w:t>
+      </w:r>
+      <w:r>
+        <w:t xml:space="preserve"> </w:t>
+      </w:r>
+      <w:r>
+        <w:t xml:space="preserve">The system shall allow a recurring or manual close journal to be flagged</w:t>
+      </w:r>
+      <w:r>
+        <w:t xml:space="preserve"> </w:t>
+      </w:r>
+      <w:r>
+        <w:rPr>
+          <w:rStyle w:val="VerbatimChar"/>
+        </w:rPr>
+        <w:t xml:space="preserve">auto_reverse_next_period = true</w:t>
+      </w:r>
+      <w:r>
+        <w:t xml:space="preserve">, in which case the system shall generate a reversal journal dated the first day of the next open period after the original journal is posted.</w:t>
       </w:r>
     </w:p>
     <w:p>
@@ -6837,41 +7079,31 @@
           <w:b/>
           <w:bCs/>
         </w:rPr>
-        <w:t xml:space="preserve">NFR-ACCT-012:</w:t>
-      </w:r>
-      <w:r>
-        <w:t xml:space="preserve"> </w:t>
-      </w:r>
-      <w:r>
-        <w:t xml:space="preserve">Role-based access control checks for accounting operations (post journal, approve budget, lock reconciliation) shall be enforced server-side on every request; client-side UI hiding of controls does not satisfy this requirement.</w:t>
-      </w:r>
-    </w:p>
-    <w:bookmarkEnd w:id="87"/>
-    <w:bookmarkStart w:id="88" w:name="Xbabb9f01e54f822cc17d57a8acf232af6750547"/>
-    <w:p>
-      <w:pPr>
-        <w:pStyle w:val="Heading2"/>
-      </w:pPr>
-      <w:r>
-        <w:t xml:space="preserve">9.6 Auditability</w:t>
-      </w:r>
-    </w:p>
-    <w:p>
-      <w:pPr>
-        <w:pStyle w:val="FirstParagraph"/>
+        <w:t xml:space="preserve">FR-ACCT-134:</w:t>
+      </w:r>
+      <w:r>
+        <w:t xml:space="preserve"> </w:t>
+      </w:r>
+      <w:r>
+        <w:t xml:space="preserve">The system shall enforce preparer-versus-approver segregation on close journals and recurring journal templates; a user who creates or submits the item shall not be permitted to approve the same item.</w:t>
+      </w:r>
+    </w:p>
+    <w:p>
+      <w:pPr>
+        <w:pStyle w:val="BodyText"/>
       </w:pPr>
       <w:r>
         <w:rPr>
           <w:b/>
           <w:bCs/>
         </w:rPr>
-        <w:t xml:space="preserve">NFR-ACCT-013:</w:t>
-      </w:r>
-      <w:r>
-        <w:t xml:space="preserve"> </w:t>
-      </w:r>
-      <w:r>
-        <w:t xml:space="preserve">Every write operation on the</w:t>
+        <w:t xml:space="preserve">FR-ACCT-135:</w:t>
+      </w:r>
+      <w:r>
+        <w:t xml:space="preserve"> </w:t>
+      </w:r>
+      <w:r>
+        <w:t xml:space="preserve">The system shall require approval before posting any journal whose source classification is</w:t>
       </w:r>
       <w:r>
         <w:t xml:space="preserve"> </w:t>
@@ -6880,7 +7112,7 @@
         <w:rPr>
           <w:rStyle w:val="VerbatimChar"/>
         </w:rPr>
-        <w:t xml:space="preserve">journals</w:t>
+        <w:t xml:space="preserve">Recurring</w:t>
       </w:r>
       <w:r>
         <w:t xml:space="preserve">,</w:t>
@@ -6892,7 +7124,7 @@
         <w:rPr>
           <w:rStyle w:val="VerbatimChar"/>
         </w:rPr>
-        <w:t xml:space="preserve">journal_lines</w:t>
+        <w:t xml:space="preserve">LocalAdjustment</w:t>
       </w:r>
       <w:r>
         <w:t xml:space="preserve">,</w:t>
@@ -6904,7 +7136,7 @@
         <w:rPr>
           <w:rStyle w:val="VerbatimChar"/>
         </w:rPr>
-        <w:t xml:space="preserve">gl_accounts</w:t>
+        <w:t xml:space="preserve">TopsideAdjustment</w:t>
       </w:r>
       <w:r>
         <w:t xml:space="preserve">,</w:t>
@@ -6916,10 +7148,10 @@
         <w:rPr>
           <w:rStyle w:val="VerbatimChar"/>
         </w:rPr>
-        <w:t xml:space="preserve">budgets</w:t>
-      </w:r>
-      <w:r>
-        <w:t xml:space="preserve">,</w:t>
+        <w:t xml:space="preserve">Intercompany</w:t>
+      </w:r>
+      <w:r>
+        <w:t xml:space="preserve">, or</w:t>
       </w:r>
       <w:r>
         <w:t xml:space="preserve"> </w:t>
@@ -6928,25 +7160,13 @@
         <w:rPr>
           <w:rStyle w:val="VerbatimChar"/>
         </w:rPr>
-        <w:t xml:space="preserve">bank_reconciliations</w:t>
-      </w:r>
-      <w:r>
-        <w:t xml:space="preserve">, and</w:t>
-      </w:r>
-      <w:r>
-        <w:t xml:space="preserve"> </w:t>
-      </w:r>
-      <w:r>
-        <w:rPr>
-          <w:rStyle w:val="VerbatimChar"/>
-        </w:rPr>
-        <w:t xml:space="preserve">accounting_periods</w:t>
-      </w:r>
-      <w:r>
-        <w:t xml:space="preserve"> </w:t>
-      </w:r>
-      <w:r>
-        <w:t xml:space="preserve">tables shall produce an audit log entry within the same database transaction, ensuring no write succeeds without a corresponding audit record.</w:t>
+        <w:t xml:space="preserve">Elimination</w:t>
+      </w:r>
+      <w:r>
+        <w:t xml:space="preserve"> </w:t>
+      </w:r>
+      <w:r>
+        <w:t xml:space="preserve">and whose absolute amount exceeds the tenant's configured finance approval threshold.</w:t>
       </w:r>
     </w:p>
     <w:p>
@@ -6958,34 +7178,1100 @@
           <w:b/>
           <w:bCs/>
         </w:rPr>
-        <w:t xml:space="preserve">NFR-ACCT-014:</w:t>
-      </w:r>
-      <w:r>
-        <w:t xml:space="preserve"> </w:t>
-      </w:r>
-      <w:r>
-        <w:t xml:space="preserve">Audit log entries shall be retained for a minimum of 7 years to satisfy Uganda Companies Act statutory record-keeping requirements; audit records older than 7 years may be archived to cold storage but must remain retrievable within 72 hours of a retrieval request.</w:t>
-      </w:r>
-    </w:p>
-    <w:bookmarkEnd w:id="88"/>
-    <w:bookmarkStart w:id="89" w:name="Xbf8cf8f3c3d3cba4331778504fe5913c1ac71e9"/>
-    <w:p>
-      <w:pPr>
-        <w:pStyle w:val="Heading2"/>
-      </w:pPr>
-      <w:r>
-        <w:t xml:space="preserve">9.7 Compliance</w:t>
-      </w:r>
-    </w:p>
-    <w:p>
-      <w:pPr>
-        <w:pStyle w:val="FirstParagraph"/>
+        <w:t xml:space="preserve">FR-ACCT-136:</w:t>
+      </w:r>
+      <w:r>
+        <w:t xml:space="preserve"> </w:t>
+      </w:r>
+      <w:r>
+        <w:t xml:space="preserve">The system shall maintain a mandatory source classification on every close journal using one of the values</w:t>
+      </w:r>
+      <w:r>
+        <w:t xml:space="preserve"> </w:t>
+      </w:r>
+      <w:r>
+        <w:rPr>
+          <w:rStyle w:val="VerbatimChar"/>
+        </w:rPr>
+        <w:t xml:space="preserve">Recurring</w:t>
+      </w:r>
+      <w:r>
+        <w:t xml:space="preserve">,</w:t>
+      </w:r>
+      <w:r>
+        <w:t xml:space="preserve"> </w:t>
+      </w:r>
+      <w:r>
+        <w:rPr>
+          <w:rStyle w:val="VerbatimChar"/>
+        </w:rPr>
+        <w:t xml:space="preserve">Reversal</w:t>
+      </w:r>
+      <w:r>
+        <w:t xml:space="preserve">,</w:t>
+      </w:r>
+      <w:r>
+        <w:t xml:space="preserve"> </w:t>
+      </w:r>
+      <w:r>
+        <w:rPr>
+          <w:rStyle w:val="VerbatimChar"/>
+        </w:rPr>
+        <w:t xml:space="preserve">LocalAdjustment</w:t>
+      </w:r>
+      <w:r>
+        <w:t xml:space="preserve">,</w:t>
+      </w:r>
+      <w:r>
+        <w:t xml:space="preserve"> </w:t>
+      </w:r>
+      <w:r>
+        <w:rPr>
+          <w:rStyle w:val="VerbatimChar"/>
+        </w:rPr>
+        <w:t xml:space="preserve">TopsideAdjustment</w:t>
+      </w:r>
+      <w:r>
+        <w:t xml:space="preserve">,</w:t>
+      </w:r>
+      <w:r>
+        <w:t xml:space="preserve"> </w:t>
+      </w:r>
+      <w:r>
+        <w:rPr>
+          <w:rStyle w:val="VerbatimChar"/>
+        </w:rPr>
+        <w:t xml:space="preserve">Intercompany</w:t>
+      </w:r>
+      <w:r>
+        <w:t xml:space="preserve">, or</w:t>
+      </w:r>
+      <w:r>
+        <w:t xml:space="preserve"> </w:t>
+      </w:r>
+      <w:r>
+        <w:rPr>
+          <w:rStyle w:val="VerbatimChar"/>
+        </w:rPr>
+        <w:t xml:space="preserve">Elimination</w:t>
+      </w:r>
+      <w:r>
+        <w:t xml:space="preserve">.</w:t>
+      </w:r>
+    </w:p>
+    <w:p>
+      <w:pPr>
+        <w:pStyle w:val="BodyText"/>
       </w:pPr>
       <w:r>
         <w:rPr>
           <w:b/>
           <w:bCs/>
         </w:rPr>
+        <w:t xml:space="preserve">FR-ACCT-137:</w:t>
+      </w:r>
+      <w:r>
+        <w:t xml:space="preserve"> </w:t>
+      </w:r>
+      <w:r>
+        <w:t xml:space="preserve">The system shall provide a Close Journal Register report filterable by entity, period, source classification, status, preparer, approver, and reversal flag.</w:t>
+      </w:r>
+    </w:p>
+    <w:bookmarkEnd w:id="83"/>
+    <w:bookmarkStart w:id="84" w:name="X7ee6cc86ed231abe1cf6e3ea2872bed57f28b29"/>
+    <w:p>
+      <w:pPr>
+        <w:pStyle w:val="Heading2"/>
+      </w:pPr>
+      <w:r>
+        <w:t xml:space="preserve">8.9 Multi-Entity Close and Consolidation Foundations</w:t>
+      </w:r>
+    </w:p>
+    <w:p>
+      <w:pPr>
+        <w:pStyle w:val="FirstParagraph"/>
+      </w:pPr>
+      <w:r>
+        <w:rPr>
+          <w:b/>
+          <w:bCs/>
+        </w:rPr>
+        <w:t xml:space="preserve">FR-ACCT-138:</w:t>
+      </w:r>
+      <w:r>
+        <w:t xml:space="preserve"> </w:t>
+      </w:r>
+      <w:r>
+        <w:t xml:space="preserve">The system shall track close readiness independently for each legal entity and reporting basis, so that 1 entity can be</w:t>
+      </w:r>
+      <w:r>
+        <w:t xml:space="preserve"> </w:t>
+      </w:r>
+      <w:r>
+        <w:rPr>
+          <w:i/>
+          <w:iCs/>
+        </w:rPr>
+        <w:t xml:space="preserve">Hard Closed</w:t>
+      </w:r>
+      <w:r>
+        <w:t xml:space="preserve"> </w:t>
+      </w:r>
+      <w:r>
+        <w:t xml:space="preserve">while another remains</w:t>
+      </w:r>
+      <w:r>
+        <w:t xml:space="preserve"> </w:t>
+      </w:r>
+      <w:r>
+        <w:rPr>
+          <w:i/>
+          <w:iCs/>
+        </w:rPr>
+        <w:t xml:space="preserve">Open</w:t>
+      </w:r>
+      <w:r>
+        <w:t xml:space="preserve"> </w:t>
+      </w:r>
+      <w:r>
+        <w:t xml:space="preserve">for the same nominal calendar period.</w:t>
+      </w:r>
+    </w:p>
+    <w:p>
+      <w:pPr>
+        <w:pStyle w:val="BodyText"/>
+      </w:pPr>
+      <w:r>
+        <w:rPr>
+          <w:b/>
+          <w:bCs/>
+        </w:rPr>
+        <w:t xml:space="preserve">FR-ACCT-139:</w:t>
+      </w:r>
+      <w:r>
+        <w:t xml:space="preserve"> </w:t>
+      </w:r>
+      <w:r>
+        <w:t xml:space="preserve">The system shall require every intercompany close journal to capture a mandatory counterparty entity and shall validate that debit and credit effects are attributable to both the originating entity and the counterparty entity.</w:t>
+      </w:r>
+    </w:p>
+    <w:p>
+      <w:pPr>
+        <w:pStyle w:val="BodyText"/>
+      </w:pPr>
+      <w:r>
+        <w:rPr>
+          <w:b/>
+          <w:bCs/>
+        </w:rPr>
+        <w:t xml:space="preserve">FR-ACCT-140:</w:t>
+      </w:r>
+      <w:r>
+        <w:t xml:space="preserve"> </w:t>
+      </w:r>
+      <w:r>
+        <w:t xml:space="preserve">The system shall provide an Intercompany Mismatch report showing unmatched or unbalanced intercompany positions by entity, counterparty entity, account, currency, and period.</w:t>
+      </w:r>
+    </w:p>
+    <w:p>
+      <w:pPr>
+        <w:pStyle w:val="BodyText"/>
+      </w:pPr>
+      <w:r>
+        <w:rPr>
+          <w:b/>
+          <w:bCs/>
+        </w:rPr>
+        <w:t xml:space="preserve">FR-ACCT-141:</w:t>
+      </w:r>
+      <w:r>
+        <w:t xml:space="preserve"> </w:t>
+      </w:r>
+      <w:r>
+        <w:t xml:space="preserve">The system shall preserve separate journal layers for</w:t>
+      </w:r>
+      <w:r>
+        <w:t xml:space="preserve"> </w:t>
+      </w:r>
+      <w:r>
+        <w:rPr>
+          <w:rStyle w:val="VerbatimChar"/>
+        </w:rPr>
+        <w:t xml:space="preserve">LocalStatutory</w:t>
+      </w:r>
+      <w:r>
+        <w:t xml:space="preserve">,</w:t>
+      </w:r>
+      <w:r>
+        <w:t xml:space="preserve"> </w:t>
+      </w:r>
+      <w:r>
+        <w:rPr>
+          <w:rStyle w:val="VerbatimChar"/>
+        </w:rPr>
+        <w:t xml:space="preserve">GroupAdjustment</w:t>
+      </w:r>
+      <w:r>
+        <w:t xml:space="preserve">,</w:t>
+      </w:r>
+      <w:r>
+        <w:t xml:space="preserve"> </w:t>
+      </w:r>
+      <w:r>
+        <w:rPr>
+          <w:rStyle w:val="VerbatimChar"/>
+        </w:rPr>
+        <w:t xml:space="preserve">TopsideAdjustment</w:t>
+      </w:r>
+      <w:r>
+        <w:t xml:space="preserve">, and</w:t>
+      </w:r>
+      <w:r>
+        <w:t xml:space="preserve"> </w:t>
+      </w:r>
+      <w:r>
+        <w:rPr>
+          <w:rStyle w:val="VerbatimChar"/>
+        </w:rPr>
+        <w:t xml:space="preserve">Elimination</w:t>
+      </w:r>
+      <w:r>
+        <w:t xml:space="preserve">, and group-reporting outputs shall be filterable by those layers without altering the underlying local statutory journals.</w:t>
+      </w:r>
+    </w:p>
+    <w:p>
+      <w:pPr>
+        <w:pStyle w:val="BodyText"/>
+      </w:pPr>
+      <w:r>
+        <w:rPr>
+          <w:b/>
+          <w:bCs/>
+        </w:rPr>
+        <w:t xml:space="preserve">FR-ACCT-142:</w:t>
+      </w:r>
+      <w:r>
+        <w:t xml:space="preserve"> </w:t>
+      </w:r>
+      <w:r>
+        <w:t xml:space="preserve">The system shall allow only users with a dedicated group-finance permission to create or approve journals in the</w:t>
+      </w:r>
+      <w:r>
+        <w:t xml:space="preserve"> </w:t>
+      </w:r>
+      <w:r>
+        <w:rPr>
+          <w:rStyle w:val="VerbatimChar"/>
+        </w:rPr>
+        <w:t xml:space="preserve">Elimination</w:t>
+      </w:r>
+      <w:r>
+        <w:t xml:space="preserve"> </w:t>
+      </w:r>
+      <w:r>
+        <w:t xml:space="preserve">layer.</w:t>
+      </w:r>
+    </w:p>
+    <w:p>
+      <w:pPr>
+        <w:pStyle w:val="BodyText"/>
+      </w:pPr>
+      <w:r>
+        <w:rPr>
+          <w:b/>
+          <w:bCs/>
+        </w:rPr>
+        <w:t xml:space="preserve">FR-ACCT-143:</w:t>
+      </w:r>
+      <w:r>
+        <w:t xml:space="preserve"> </w:t>
+      </w:r>
+      <w:r>
+        <w:t xml:space="preserve">The system shall generate a Consolidation Input Trial Balance by entity, currency, account, and journal layer for a selected period as a standard output to downstream group-reporting processes.</w:t>
+      </w:r>
+    </w:p>
+    <w:p>
+      <w:pPr>
+        <w:pStyle w:val="BodyText"/>
+      </w:pPr>
+      <w:r>
+        <w:rPr>
+          <w:b/>
+          <w:bCs/>
+        </w:rPr>
+        <w:t xml:space="preserve">FR-ACCT-144:</w:t>
+      </w:r>
+      <w:r>
+        <w:t xml:space="preserve"> </w:t>
+      </w:r>
+      <w:r>
+        <w:t xml:space="preserve">The system shall preserve traceable source references from</w:t>
+      </w:r>
+      <w:r>
+        <w:t xml:space="preserve"> </w:t>
+      </w:r>
+      <w:r>
+        <w:rPr>
+          <w:rStyle w:val="VerbatimChar"/>
+        </w:rPr>
+        <w:t xml:space="preserve">TopsideAdjustment</w:t>
+      </w:r>
+      <w:r>
+        <w:t xml:space="preserve"> </w:t>
+      </w:r>
+      <w:r>
+        <w:t xml:space="preserve">and</w:t>
+      </w:r>
+      <w:r>
+        <w:t xml:space="preserve"> </w:t>
+      </w:r>
+      <w:r>
+        <w:rPr>
+          <w:rStyle w:val="VerbatimChar"/>
+        </w:rPr>
+        <w:t xml:space="preserve">Elimination</w:t>
+      </w:r>
+      <w:r>
+        <w:t xml:space="preserve"> </w:t>
+      </w:r>
+      <w:r>
+        <w:t xml:space="preserve">journals back to the contributing balances, intercompany pair, or close issue record from which the journal originated.</w:t>
+      </w:r>
+    </w:p>
+    <w:bookmarkEnd w:id="84"/>
+    <w:bookmarkStart w:id="85" w:name="Xd7dc3b41133d4dcaf97440b33895fed62d5025d"/>
+    <w:p>
+      <w:pPr>
+        <w:pStyle w:val="Heading2"/>
+      </w:pPr>
+      <w:r>
+        <w:t xml:space="preserve">8.10 Finance Reporting Discipline</w:t>
+      </w:r>
+    </w:p>
+    <w:p>
+      <w:pPr>
+        <w:pStyle w:val="FirstParagraph"/>
+      </w:pPr>
+      <w:r>
+        <w:rPr>
+          <w:b/>
+          <w:bCs/>
+        </w:rPr>
+        <w:t xml:space="preserve">FR-ACCT-145:</w:t>
+      </w:r>
+      <w:r>
+        <w:t xml:space="preserve"> </w:t>
+      </w:r>
+      <w:r>
+        <w:t xml:space="preserve">The system shall maintain a Close Pack register for each entity and period listing the required finance outputs, including Trial Balance, Income Statement, Balance Sheet, Cash Flow Statement, tax reports, and any tenant-configured management reports.</w:t>
+      </w:r>
+    </w:p>
+    <w:p>
+      <w:pPr>
+        <w:pStyle w:val="BodyText"/>
+      </w:pPr>
+      <w:r>
+        <w:rPr>
+          <w:b/>
+          <w:bCs/>
+        </w:rPr>
+        <w:t xml:space="preserve">FR-ACCT-146:</w:t>
+      </w:r>
+      <w:r>
+        <w:t xml:space="preserve"> </w:t>
+      </w:r>
+      <w:r>
+        <w:t xml:space="preserve">The system shall stamp every generated finance report with</w:t>
+      </w:r>
+      <w:r>
+        <w:t xml:space="preserve"> </w:t>
+      </w:r>
+      <w:r>
+        <w:rPr>
+          <w:rStyle w:val="VerbatimChar"/>
+        </w:rPr>
+        <w:t xml:space="preserve">entity</w:t>
+      </w:r>
+      <w:r>
+        <w:t xml:space="preserve">,</w:t>
+      </w:r>
+      <w:r>
+        <w:t xml:space="preserve"> </w:t>
+      </w:r>
+      <w:r>
+        <w:rPr>
+          <w:rStyle w:val="VerbatimChar"/>
+        </w:rPr>
+        <w:t xml:space="preserve">period</w:t>
+      </w:r>
+      <w:r>
+        <w:t xml:space="preserve">,</w:t>
+      </w:r>
+      <w:r>
+        <w:t xml:space="preserve"> </w:t>
+      </w:r>
+      <w:r>
+        <w:rPr>
+          <w:rStyle w:val="VerbatimChar"/>
+        </w:rPr>
+        <w:t xml:space="preserve">report_basis</w:t>
+      </w:r>
+      <w:r>
+        <w:t xml:space="preserve">,</w:t>
+      </w:r>
+      <w:r>
+        <w:t xml:space="preserve"> </w:t>
+      </w:r>
+      <w:r>
+        <w:rPr>
+          <w:rStyle w:val="VerbatimChar"/>
+        </w:rPr>
+        <w:t xml:space="preserve">generated_by_user_id</w:t>
+      </w:r>
+      <w:r>
+        <w:t xml:space="preserve">,</w:t>
+      </w:r>
+      <w:r>
+        <w:t xml:space="preserve"> </w:t>
+      </w:r>
+      <w:r>
+        <w:rPr>
+          <w:rStyle w:val="VerbatimChar"/>
+        </w:rPr>
+        <w:t xml:space="preserve">generated_at</w:t>
+      </w:r>
+      <w:r>
+        <w:t xml:space="preserve">, and the applied parameter set.</w:t>
+      </w:r>
+    </w:p>
+    <w:p>
+      <w:pPr>
+        <w:pStyle w:val="BodyText"/>
+      </w:pPr>
+      <w:r>
+        <w:rPr>
+          <w:b/>
+          <w:bCs/>
+        </w:rPr>
+        <w:t xml:space="preserve">FR-ACCT-147:</w:t>
+      </w:r>
+      <w:r>
+        <w:t xml:space="preserve"> </w:t>
+      </w:r>
+      <w:r>
+        <w:t xml:space="preserve">The system shall freeze a reproducible snapshot of any report marked</w:t>
+      </w:r>
+      <w:r>
+        <w:t xml:space="preserve"> </w:t>
+      </w:r>
+      <w:r>
+        <w:rPr>
+          <w:i/>
+          <w:iCs/>
+        </w:rPr>
+        <w:t xml:space="preserve">Final</w:t>
+      </w:r>
+      <w:r>
+        <w:t xml:space="preserve"> </w:t>
+      </w:r>
+      <w:r>
+        <w:t xml:space="preserve">or generated after the period reaches</w:t>
+      </w:r>
+      <w:r>
+        <w:t xml:space="preserve"> </w:t>
+      </w:r>
+      <w:r>
+        <w:rPr>
+          <w:i/>
+          <w:iCs/>
+        </w:rPr>
+        <w:t xml:space="preserve">Hard Closed</w:t>
+      </w:r>
+      <w:r>
+        <w:t xml:space="preserve">; regenerating the same report with the same parameters shall produce identical values unless the period is formally re-opened.</w:t>
+      </w:r>
+    </w:p>
+    <w:p>
+      <w:pPr>
+        <w:pStyle w:val="BodyText"/>
+      </w:pPr>
+      <w:r>
+        <w:rPr>
+          <w:b/>
+          <w:bCs/>
+        </w:rPr>
+        <w:t xml:space="preserve">FR-ACCT-148:</w:t>
+      </w:r>
+      <w:r>
+        <w:t xml:space="preserve"> </w:t>
+      </w:r>
+      <w:r>
+        <w:t xml:space="preserve">The system shall require Finance Manager sign-off before a Close Pack can be marked</w:t>
+      </w:r>
+      <w:r>
+        <w:t xml:space="preserve"> </w:t>
+      </w:r>
+      <w:r>
+        <w:rPr>
+          <w:i/>
+          <w:iCs/>
+        </w:rPr>
+        <w:t xml:space="preserve">Final</w:t>
+      </w:r>
+      <w:r>
+        <w:t xml:space="preserve">, capturing</w:t>
+      </w:r>
+      <w:r>
+        <w:t xml:space="preserve"> </w:t>
+      </w:r>
+      <w:r>
+        <w:rPr>
+          <w:rStyle w:val="VerbatimChar"/>
+        </w:rPr>
+        <w:t xml:space="preserve">approver_user_id</w:t>
+      </w:r>
+      <w:r>
+        <w:t xml:space="preserve">,</w:t>
+      </w:r>
+      <w:r>
+        <w:t xml:space="preserve"> </w:t>
+      </w:r>
+      <w:r>
+        <w:rPr>
+          <w:rStyle w:val="VerbatimChar"/>
+        </w:rPr>
+        <w:t xml:space="preserve">approved_at</w:t>
+      </w:r>
+      <w:r>
+        <w:t xml:space="preserve">, and an optional close commentary note.</w:t>
+      </w:r>
+    </w:p>
+    <w:bookmarkEnd w:id="85"/>
+    <w:bookmarkEnd w:id="86"/>
+    <w:bookmarkStart w:id="98" w:name="Xa2182fc658e1e24deca1b63d0a1485cbac032ef"/>
+    <w:p>
+      <w:pPr>
+        <w:pStyle w:val="Heading1"/>
+      </w:pPr>
+      <w:r>
+        <w:t xml:space="preserve">Non-Functional Requirements for the Accounting and General Ledger Module</w:t>
+      </w:r>
+    </w:p>
+    <w:bookmarkStart w:id="87" w:name="Xedfae3cd158e4dcaaff488e63c1c6c2d696fe7b"/>
+    <w:p>
+      <w:pPr>
+        <w:pStyle w:val="Heading2"/>
+      </w:pPr>
+      <w:r>
+        <w:t xml:space="preserve">9.1 Overview</w:t>
+      </w:r>
+    </w:p>
+    <w:p>
+      <w:pPr>
+        <w:pStyle w:val="FirstParagraph"/>
+      </w:pPr>
+      <w:r>
+        <w:t xml:space="preserve">Non-functional requirements (NFRs) define the quality and constraint envelope within which all functional behaviour specified in Sections 2 through 8 must operate. Each NFR is assigned a unique identifier in the</w:t>
+      </w:r>
+      <w:r>
+        <w:t xml:space="preserve"> </w:t>
+      </w:r>
+      <w:r>
+        <w:rPr>
+          <w:rStyle w:val="VerbatimChar"/>
+        </w:rPr>
+        <w:t xml:space="preserve">NFR-ACCT-NNN</w:t>
+      </w:r>
+      <w:r>
+        <w:t xml:space="preserve"> </w:t>
+      </w:r>
+      <w:r>
+        <w:t xml:space="preserve">series and is stated with a specific, measurable metric per IEEE 982.1.</w:t>
+      </w:r>
+    </w:p>
+    <w:bookmarkEnd w:id="87"/>
+    <w:bookmarkStart w:id="88" w:name="X768048b5f36edf0bf92d7cf0b6432382d479cd2"/>
+    <w:p>
+      <w:pPr>
+        <w:pStyle w:val="Heading2"/>
+      </w:pPr>
+      <w:r>
+        <w:t xml:space="preserve">9.2 Performance</w:t>
+      </w:r>
+    </w:p>
+    <w:p>
+      <w:pPr>
+        <w:pStyle w:val="FirstParagraph"/>
+      </w:pPr>
+      <w:r>
+        <w:rPr>
+          <w:b/>
+          <w:bCs/>
+        </w:rPr>
+        <w:t xml:space="preserve">NFR-ACCT-001:</w:t>
+      </w:r>
+      <w:r>
+        <w:t xml:space="preserve"> </w:t>
+      </w:r>
+      <w:r>
+        <w:t xml:space="preserve">The system shall generate the Trial Balance report in ≤ 10 seconds at P95 for a tenant dataset spanning 24 months of posted transactions, measured under a load of 50 concurrent active sessions on the same tenant.</w:t>
+      </w:r>
+    </w:p>
+    <w:p>
+      <w:pPr>
+        <w:pStyle w:val="BodyText"/>
+      </w:pPr>
+      <w:r>
+        <w:rPr>
+          <w:b/>
+          <w:bCs/>
+        </w:rPr>
+        <w:t xml:space="preserve">NFR-ACCT-002:</w:t>
+      </w:r>
+      <w:r>
+        <w:t xml:space="preserve"> </w:t>
+      </w:r>
+      <w:r>
+        <w:t xml:space="preserve">The system shall generate the Income Statement, Balance Sheet, and Cash Flow Statement in ≤ 10 seconds each at P95 for a tenant dataset spanning 24 months of posted transactions, under the same load condition as NFR-ACCT-001.</w:t>
+      </w:r>
+    </w:p>
+    <w:p>
+      <w:pPr>
+        <w:pStyle w:val="BodyText"/>
+      </w:pPr>
+      <w:r>
+        <w:rPr>
+          <w:b/>
+          <w:bCs/>
+        </w:rPr>
+        <w:t xml:space="preserve">NFR-ACCT-003:</w:t>
+      </w:r>
+      <w:r>
+        <w:t xml:space="preserve"> </w:t>
+      </w:r>
+      <w:r>
+        <w:t xml:space="preserve">The system shall complete a journal posting operation in ≤ 2 seconds at P95 under a concurrent load of 100 users posting journals simultaneously on the same multi-tenant instance.</w:t>
+      </w:r>
+    </w:p>
+    <w:p>
+      <w:pPr>
+        <w:pStyle w:val="BodyText"/>
+      </w:pPr>
+      <w:r>
+        <w:rPr>
+          <w:b/>
+          <w:bCs/>
+        </w:rPr>
+        <w:t xml:space="preserve">NFR-ACCT-004:</w:t>
+      </w:r>
+      <w:r>
+        <w:t xml:space="preserve"> </w:t>
+      </w:r>
+      <w:r>
+        <w:t xml:space="preserve">The system shall complete a bank reconciliation auto-match operation for a statement containing up to 500 lines in ≤ 5 seconds at P95.</w:t>
+      </w:r>
+    </w:p>
+    <w:p>
+      <w:pPr>
+        <w:pStyle w:val="BodyText"/>
+      </w:pPr>
+      <w:r>
+        <w:rPr>
+          <w:b/>
+          <w:bCs/>
+        </w:rPr>
+        <w:t xml:space="preserve">NFR-ACCT-005:</w:t>
+      </w:r>
+      <w:r>
+        <w:t xml:space="preserve"> </w:t>
+      </w:r>
+      <w:r>
+        <w:t xml:space="preserve">The system shall generate a VAT Return report for a quarterly return period in ≤ 5 seconds at P95 for a tenant with up to 10,000 VAT-applicable transactions in the period.</w:t>
+      </w:r>
+    </w:p>
+    <w:bookmarkEnd w:id="88"/>
+    <w:bookmarkStart w:id="89" w:name="X6b3d917929534a1f54a9d3cdc94d1c37565df0a"/>
+    <w:p>
+      <w:pPr>
+        <w:pStyle w:val="Heading2"/>
+      </w:pPr>
+      <w:r>
+        <w:t xml:space="preserve">9.3 Data Integrity</w:t>
+      </w:r>
+    </w:p>
+    <w:p>
+      <w:pPr>
+        <w:pStyle w:val="FirstParagraph"/>
+      </w:pPr>
+      <w:r>
+        <w:rPr>
+          <w:b/>
+          <w:bCs/>
+        </w:rPr>
+        <w:t xml:space="preserve">NFR-ACCT-006:</w:t>
+      </w:r>
+      <w:r>
+        <w:t xml:space="preserve"> </w:t>
+      </w:r>
+      <w:r>
+        <w:t xml:space="preserve">The system shall prevent posting of unbalanced journals (total debits ≠ total credits); any such attempt shall return HTTP 422 with the validation error "Debit total does not equal credit total" within ≤ 500 ms of request receipt.</w:t>
+      </w:r>
+    </w:p>
+    <w:p>
+      <w:pPr>
+        <w:pStyle w:val="BodyText"/>
+      </w:pPr>
+      <w:r>
+        <w:rPr>
+          <w:b/>
+          <w:bCs/>
+        </w:rPr>
+        <w:t xml:space="preserve">NFR-ACCT-007:</w:t>
+      </w:r>
+      <w:r>
+        <w:t xml:space="preserve"> </w:t>
+      </w:r>
+      <w:r>
+        <w:t xml:space="preserve">The system shall ensure all posted journals are immutable; no</w:t>
+      </w:r>
+      <w:r>
+        <w:t xml:space="preserve"> </w:t>
+      </w:r>
+      <w:r>
+        <w:rPr>
+          <w:rStyle w:val="VerbatimChar"/>
+        </w:rPr>
+        <w:t xml:space="preserve">UPDATE</w:t>
+      </w:r>
+      <w:r>
+        <w:t xml:space="preserve"> </w:t>
+      </w:r>
+      <w:r>
+        <w:t xml:space="preserve">or</w:t>
+      </w:r>
+      <w:r>
+        <w:t xml:space="preserve"> </w:t>
+      </w:r>
+      <w:r>
+        <w:rPr>
+          <w:rStyle w:val="VerbatimChar"/>
+        </w:rPr>
+        <w:t xml:space="preserve">DELETE</w:t>
+      </w:r>
+      <w:r>
+        <w:t xml:space="preserve"> </w:t>
+      </w:r>
+      <w:r>
+        <w:t xml:space="preserve">operation shall be permitted on the</w:t>
+      </w:r>
+      <w:r>
+        <w:t xml:space="preserve"> </w:t>
+      </w:r>
+      <w:r>
+        <w:rPr>
+          <w:rStyle w:val="VerbatimChar"/>
+        </w:rPr>
+        <w:t xml:space="preserve">journals</w:t>
+      </w:r>
+      <w:r>
+        <w:t xml:space="preserve"> </w:t>
+      </w:r>
+      <w:r>
+        <w:t xml:space="preserve">or</w:t>
+      </w:r>
+      <w:r>
+        <w:t xml:space="preserve"> </w:t>
+      </w:r>
+      <w:r>
+        <w:rPr>
+          <w:rStyle w:val="VerbatimChar"/>
+        </w:rPr>
+        <w:t xml:space="preserve">journal_lines</w:t>
+      </w:r>
+      <w:r>
+        <w:t xml:space="preserve"> </w:t>
+      </w:r>
+      <w:r>
+        <w:t xml:space="preserve">tables by any application user role, service account, or database administrator account accessible through the application layer; enforcement shall be implemented at both the application layer (role check) and the database layer (row-level security or trigger).</w:t>
+      </w:r>
+    </w:p>
+    <w:p>
+      <w:pPr>
+        <w:pStyle w:val="BodyText"/>
+      </w:pPr>
+      <w:r>
+        <w:rPr>
+          <w:b/>
+          <w:bCs/>
+        </w:rPr>
+        <w:t xml:space="preserve">NFR-ACCT-008:</w:t>
+      </w:r>
+      <w:r>
+        <w:t xml:space="preserve"> </w:t>
+      </w:r>
+      <w:r>
+        <w:t xml:space="preserve">The system shall maintain referential integrity between</w:t>
+      </w:r>
+      <w:r>
+        <w:t xml:space="preserve"> </w:t>
+      </w:r>
+      <w:r>
+        <w:rPr>
+          <w:rStyle w:val="VerbatimChar"/>
+        </w:rPr>
+        <w:t xml:space="preserve">journal_lines</w:t>
+      </w:r>
+      <w:r>
+        <w:t xml:space="preserve"> </w:t>
+      </w:r>
+      <w:r>
+        <w:t xml:space="preserve">and</w:t>
+      </w:r>
+      <w:r>
+        <w:t xml:space="preserve"> </w:t>
+      </w:r>
+      <w:r>
+        <w:rPr>
+          <w:rStyle w:val="VerbatimChar"/>
+        </w:rPr>
+        <w:t xml:space="preserve">gl_accounts</w:t>
+      </w:r>
+      <w:r>
+        <w:t xml:space="preserve">; any attempt to delete a GL account record that has associated journal lines shall be rejected with a database-level foreign key constraint error.</w:t>
+      </w:r>
+    </w:p>
+    <w:bookmarkEnd w:id="89"/>
+    <w:bookmarkStart w:id="90" w:name="X00657385e4e97bd57866196965913b221d1486b"/>
+    <w:p>
+      <w:pPr>
+        <w:pStyle w:val="Heading2"/>
+      </w:pPr>
+      <w:r>
+        <w:t xml:space="preserve">9.4 Availability</w:t>
+      </w:r>
+    </w:p>
+    <w:p>
+      <w:pPr>
+        <w:pStyle w:val="FirstParagraph"/>
+      </w:pPr>
+      <w:r>
+        <w:rPr>
+          <w:b/>
+          <w:bCs/>
+        </w:rPr>
+        <w:t xml:space="preserve">NFR-ACCT-009:</w:t>
+      </w:r>
+      <w:r>
+        <w:t xml:space="preserve"> </w:t>
+      </w:r>
+      <w:r>
+        <w:t xml:space="preserve">The Accounting and General Ledger module shall be available 99.5% of each calendar month, excluding scheduled maintenance windows announced ≥ 48 hours in advance; availability is measured as the ratio of successful health-check responses to total health-check requests over the month.</w:t>
+      </w:r>
+    </w:p>
+    <w:bookmarkEnd w:id="90"/>
+    <w:bookmarkStart w:id="91" w:name="Xe95014d9b4d791c7da599e959719e4d5306fe8e"/>
+    <w:p>
+      <w:pPr>
+        <w:pStyle w:val="Heading2"/>
+      </w:pPr>
+      <w:r>
+        <w:t xml:space="preserve">9.5 Security</w:t>
+      </w:r>
+    </w:p>
+    <w:p>
+      <w:pPr>
+        <w:pStyle w:val="FirstParagraph"/>
+      </w:pPr>
+      <w:r>
+        <w:rPr>
+          <w:b/>
+          <w:bCs/>
+        </w:rPr>
+        <w:t xml:space="preserve">NFR-ACCT-010:</w:t>
+      </w:r>
+      <w:r>
+        <w:t xml:space="preserve"> </w:t>
+      </w:r>
+      <w:r>
+        <w:t xml:space="preserve">All financial statement data served by the Accounting API shall be transmitted over TLS 1.2 or higher; unencrypted HTTP connections to any accounting endpoint shall be rejected with HTTP 301 redirect to HTTPS.</w:t>
+      </w:r>
+    </w:p>
+    <w:p>
+      <w:pPr>
+        <w:pStyle w:val="BodyText"/>
+      </w:pPr>
+      <w:r>
+        <w:rPr>
+          <w:b/>
+          <w:bCs/>
+        </w:rPr>
+        <w:t xml:space="preserve">NFR-ACCT-011:</w:t>
+      </w:r>
+      <w:r>
+        <w:t xml:space="preserve"> </w:t>
+      </w:r>
+      <w:r>
+        <w:t xml:space="preserve">Access to any Accounting and General Ledger endpoint shall require a valid authenticated session token; unauthenticated requests shall return HTTP 401 within ≤ 200 ms.</w:t>
+      </w:r>
+    </w:p>
+    <w:p>
+      <w:pPr>
+        <w:pStyle w:val="BodyText"/>
+      </w:pPr>
+      <w:r>
+        <w:rPr>
+          <w:b/>
+          <w:bCs/>
+        </w:rPr>
+        <w:t xml:space="preserve">NFR-ACCT-012:</w:t>
+      </w:r>
+      <w:r>
+        <w:t xml:space="preserve"> </w:t>
+      </w:r>
+      <w:r>
+        <w:t xml:space="preserve">Role-based access control checks for accounting operations (post journal, approve budget, lock reconciliation) shall be enforced server-side on every request; client-side UI hiding of controls does not satisfy this requirement.</w:t>
+      </w:r>
+    </w:p>
+    <w:bookmarkEnd w:id="91"/>
+    <w:bookmarkStart w:id="92" w:name="Xbabb9f01e54f822cc17d57a8acf232af6750547"/>
+    <w:p>
+      <w:pPr>
+        <w:pStyle w:val="Heading2"/>
+      </w:pPr>
+      <w:r>
+        <w:t xml:space="preserve">9.6 Auditability</w:t>
+      </w:r>
+    </w:p>
+    <w:p>
+      <w:pPr>
+        <w:pStyle w:val="FirstParagraph"/>
+      </w:pPr>
+      <w:r>
+        <w:rPr>
+          <w:b/>
+          <w:bCs/>
+        </w:rPr>
+        <w:t xml:space="preserve">NFR-ACCT-013:</w:t>
+      </w:r>
+      <w:r>
+        <w:t xml:space="preserve"> </w:t>
+      </w:r>
+      <w:r>
+        <w:t xml:space="preserve">Every write operation on the</w:t>
+      </w:r>
+      <w:r>
+        <w:t xml:space="preserve"> </w:t>
+      </w:r>
+      <w:r>
+        <w:rPr>
+          <w:rStyle w:val="VerbatimChar"/>
+        </w:rPr>
+        <w:t xml:space="preserve">journals</w:t>
+      </w:r>
+      <w:r>
+        <w:t xml:space="preserve">,</w:t>
+      </w:r>
+      <w:r>
+        <w:t xml:space="preserve"> </w:t>
+      </w:r>
+      <w:r>
+        <w:rPr>
+          <w:rStyle w:val="VerbatimChar"/>
+        </w:rPr>
+        <w:t xml:space="preserve">journal_lines</w:t>
+      </w:r>
+      <w:r>
+        <w:t xml:space="preserve">,</w:t>
+      </w:r>
+      <w:r>
+        <w:t xml:space="preserve"> </w:t>
+      </w:r>
+      <w:r>
+        <w:rPr>
+          <w:rStyle w:val="VerbatimChar"/>
+        </w:rPr>
+        <w:t xml:space="preserve">gl_accounts</w:t>
+      </w:r>
+      <w:r>
+        <w:t xml:space="preserve">,</w:t>
+      </w:r>
+      <w:r>
+        <w:t xml:space="preserve"> </w:t>
+      </w:r>
+      <w:r>
+        <w:rPr>
+          <w:rStyle w:val="VerbatimChar"/>
+        </w:rPr>
+        <w:t xml:space="preserve">budgets</w:t>
+      </w:r>
+      <w:r>
+        <w:t xml:space="preserve">,</w:t>
+      </w:r>
+      <w:r>
+        <w:t xml:space="preserve"> </w:t>
+      </w:r>
+      <w:r>
+        <w:rPr>
+          <w:rStyle w:val="VerbatimChar"/>
+        </w:rPr>
+        <w:t xml:space="preserve">bank_reconciliations</w:t>
+      </w:r>
+      <w:r>
+        <w:t xml:space="preserve">, and</w:t>
+      </w:r>
+      <w:r>
+        <w:t xml:space="preserve"> </w:t>
+      </w:r>
+      <w:r>
+        <w:rPr>
+          <w:rStyle w:val="VerbatimChar"/>
+        </w:rPr>
+        <w:t xml:space="preserve">accounting_periods</w:t>
+      </w:r>
+      <w:r>
+        <w:t xml:space="preserve"> </w:t>
+      </w:r>
+      <w:r>
+        <w:t xml:space="preserve">tables shall produce an audit log entry within the same database transaction, ensuring no write succeeds without a corresponding audit record.</w:t>
+      </w:r>
+    </w:p>
+    <w:p>
+      <w:pPr>
+        <w:pStyle w:val="BodyText"/>
+      </w:pPr>
+      <w:r>
+        <w:rPr>
+          <w:b/>
+          <w:bCs/>
+        </w:rPr>
+        <w:t xml:space="preserve">NFR-ACCT-014:</w:t>
+      </w:r>
+      <w:r>
+        <w:t xml:space="preserve"> </w:t>
+      </w:r>
+      <w:r>
+        <w:t xml:space="preserve">Audit log entries shall be retained for a minimum of 7 years to satisfy Uganda Companies Act statutory record-keeping requirements; audit records older than 7 years may be archived to cold storage but must remain retrievable within 72 hours of a retrieval request.</w:t>
+      </w:r>
+    </w:p>
+    <w:bookmarkEnd w:id="92"/>
+    <w:bookmarkStart w:id="93" w:name="Xbf8cf8f3c3d3cba4331778504fe5913c1ac71e9"/>
+    <w:p>
+      <w:pPr>
+        <w:pStyle w:val="Heading2"/>
+      </w:pPr>
+      <w:r>
+        <w:t xml:space="preserve">9.7 Compliance</w:t>
+      </w:r>
+    </w:p>
+    <w:p>
+      <w:pPr>
+        <w:pStyle w:val="FirstParagraph"/>
+      </w:pPr>
+      <w:r>
+        <w:rPr>
+          <w:b/>
+          <w:bCs/>
+        </w:rPr>
         <w:t xml:space="preserve">NFR-ACCT-015:</w:t>
       </w:r>
       <w:r>
@@ -6995,18 +8281,870 @@
         <w:t xml:space="preserve">All financial statement formats generated by the system shall conform to IFRS presentation requirements for the statement type (IAS 1 for Income Statement and Balance Sheet, IAS 7 for Cash Flow Statement) in effect at the time of generation; statement format templates shall be reviewed and updated within 90 days of any published IFRS amendment.</w:t>
       </w:r>
     </w:p>
-    <w:bookmarkEnd w:id="89"/>
-    <w:bookmarkEnd w:id="90"/>
-    <w:bookmarkStart w:id="94" w:name="Xec6f0ba4a43d0b295c15800410e5ddc60cf82f3"/>
+    <w:bookmarkEnd w:id="93"/>
+    <w:bookmarkStart w:id="94" w:name="X14f0a92c7b8304133688c151a87486e2999a678"/>
+    <w:p>
+      <w:pPr>
+        <w:pStyle w:val="Heading2"/>
+      </w:pPr>
+      <w:r>
+        <w:t xml:space="preserve">9.8 Close Operations and Scalability</w:t>
+      </w:r>
+    </w:p>
+    <w:p>
+      <w:pPr>
+        <w:pStyle w:val="FirstParagraph"/>
+      </w:pPr>
+      <w:r>
+        <w:rPr>
+          <w:b/>
+          <w:bCs/>
+        </w:rPr>
+        <w:t xml:space="preserve">NFR-ACCT-016:</w:t>
+      </w:r>
+      <w:r>
+        <w:t xml:space="preserve"> </w:t>
+      </w:r>
+      <w:r>
+        <w:t xml:space="preserve">The system shall load the Close Cockpit dashboard in ??? 5 seconds at P95 for a tenant operating 20 legal entities, 12 open periods, and up to 500 active close tasks.</w:t>
+      </w:r>
+    </w:p>
+    <w:p>
+      <w:pPr>
+        <w:pStyle w:val="BodyText"/>
+      </w:pPr>
+      <w:r>
+        <w:rPr>
+          <w:b/>
+          <w:bCs/>
+        </w:rPr>
+        <w:t xml:space="preserve">NFR-ACCT-017:</w:t>
+      </w:r>
+      <w:r>
+        <w:t xml:space="preserve"> </w:t>
+      </w:r>
+      <w:r>
+        <w:t xml:space="preserve">The system shall generate draft journals from up to 200 active recurring journal templates for a target period in ??? 30 seconds at P95.</w:t>
+      </w:r>
+    </w:p>
+    <w:p>
+      <w:pPr>
+        <w:pStyle w:val="BodyText"/>
+      </w:pPr>
+      <w:r>
+        <w:rPr>
+          <w:b/>
+          <w:bCs/>
+        </w:rPr>
+        <w:t xml:space="preserve">NFR-ACCT-018:</w:t>
+      </w:r>
+      <w:r>
+        <w:t xml:space="preserve"> </w:t>
+      </w:r>
+      <w:r>
+        <w:t xml:space="preserve">The system shall generate the Consolidation Input Trial Balance in ??? 15 seconds at P95 for a group structure of up to 50 entities and 24 months of retained accounting history.</w:t>
+      </w:r>
+    </w:p>
+    <w:bookmarkEnd w:id="94"/>
+    <w:bookmarkStart w:id="95" w:name="X4bf06d2a552fd53f903423d545880c579f2bdf6"/>
+    <w:p>
+      <w:pPr>
+        <w:pStyle w:val="Heading2"/>
+      </w:pPr>
+      <w:r>
+        <w:t xml:space="preserve">9.9 Controls and Segregation of Duties</w:t>
+      </w:r>
+    </w:p>
+    <w:p>
+      <w:pPr>
+        <w:pStyle w:val="FirstParagraph"/>
+      </w:pPr>
+      <w:r>
+        <w:rPr>
+          <w:b/>
+          <w:bCs/>
+        </w:rPr>
+        <w:t xml:space="preserve">NFR-ACCT-019:</w:t>
+      </w:r>
+      <w:r>
+        <w:t xml:space="preserve"> </w:t>
+      </w:r>
+      <w:r>
+        <w:t xml:space="preserve">The system shall enforce preparer-versus-approver segregation for close tasks, close journals, recurring journal templates, and Close Pack sign-off entirely server-side; a violating request shall be rejected with HTTP 403 in ??? 300 ms.</w:t>
+      </w:r>
+    </w:p>
+    <w:p>
+      <w:pPr>
+        <w:pStyle w:val="BodyText"/>
+      </w:pPr>
+      <w:r>
+        <w:rPr>
+          <w:b/>
+          <w:bCs/>
+        </w:rPr>
+        <w:t xml:space="preserve">NFR-ACCT-020:</w:t>
+      </w:r>
+      <w:r>
+        <w:t xml:space="preserve"> </w:t>
+      </w:r>
+      <w:r>
+        <w:t xml:space="preserve">No transition to</w:t>
+      </w:r>
+      <w:r>
+        <w:t xml:space="preserve"> </w:t>
+      </w:r>
+      <w:r>
+        <w:rPr>
+          <w:i/>
+          <w:iCs/>
+        </w:rPr>
+        <w:t xml:space="preserve">Hard Closed</w:t>
+      </w:r>
+      <w:r>
+        <w:t xml:space="preserve"> </w:t>
+      </w:r>
+      <w:r>
+        <w:t xml:space="preserve">status shall commit unless the database transaction verifies that all mandatory close tasks are complete, approved where required, and free of unresolved blocker flags for the target entity and period.</w:t>
+      </w:r>
+    </w:p>
+    <w:bookmarkEnd w:id="95"/>
+    <w:bookmarkStart w:id="96" w:name="Xf2f5de0391e23634c16c3dceca9843bca4ce86b"/>
+    <w:p>
+      <w:pPr>
+        <w:pStyle w:val="Heading2"/>
+      </w:pPr>
+      <w:r>
+        <w:t xml:space="preserve">9.10 Auditability and Report Reproducibility</w:t>
+      </w:r>
+    </w:p>
+    <w:p>
+      <w:pPr>
+        <w:pStyle w:val="FirstParagraph"/>
+      </w:pPr>
+      <w:r>
+        <w:rPr>
+          <w:b/>
+          <w:bCs/>
+        </w:rPr>
+        <w:t xml:space="preserve">NFR-ACCT-021:</w:t>
+      </w:r>
+      <w:r>
+        <w:t xml:space="preserve"> </w:t>
+      </w:r>
+      <w:r>
+        <w:t xml:space="preserve">Every state change on close tasks, close runs, recurring journal templates, close journal approvals, elimination journals, and Close Pack sign-off records shall produce an audit log entry within the same database transaction as the source change.</w:t>
+      </w:r>
+    </w:p>
+    <w:p>
+      <w:pPr>
+        <w:pStyle w:val="BodyText"/>
+      </w:pPr>
+      <w:r>
+        <w:rPr>
+          <w:b/>
+          <w:bCs/>
+        </w:rPr>
+        <w:t xml:space="preserve">NFR-ACCT-022:</w:t>
+      </w:r>
+      <w:r>
+        <w:t xml:space="preserve"> </w:t>
+      </w:r>
+      <w:r>
+        <w:t xml:space="preserve">Finalised finance report snapshots shall be retained for a minimum of 7 years and shall remain reproducible with identical totals and metadata for the same parameter set unless a documented period re-open event has occurred.</w:t>
+      </w:r>
+    </w:p>
+    <w:bookmarkEnd w:id="96"/>
+    <w:bookmarkStart w:id="97" w:name="X611c71561957375e19ebe18476e5d8bb5093b70"/>
+    <w:p>
+      <w:pPr>
+        <w:pStyle w:val="Heading2"/>
+      </w:pPr>
+      <w:r>
+        <w:t xml:space="preserve">9.11 Reporting Security</w:t>
+      </w:r>
+    </w:p>
+    <w:p>
+      <w:pPr>
+        <w:pStyle w:val="FirstParagraph"/>
+      </w:pPr>
+      <w:r>
+        <w:rPr>
+          <w:b/>
+          <w:bCs/>
+        </w:rPr>
+        <w:t xml:space="preserve">NFR-ACCT-023:</w:t>
+      </w:r>
+      <w:r>
+        <w:t xml:space="preserve"> </w:t>
+      </w:r>
+      <w:r>
+        <w:t xml:space="preserve">Access to entity-level and group-level close dashboards, Close Pack outputs, intercompany mismatch reports, and consolidation input reports shall be restricted by entity and finance role permissions; any unauthorised request shall return HTTP 403 without disclosing the existence of restricted entities.</w:t>
+      </w:r>
+    </w:p>
+    <w:bookmarkEnd w:id="97"/>
+    <w:bookmarkEnd w:id="98"/>
+    <w:bookmarkStart w:id="110" w:name="Xd8c07c9a8f0c81ef1f651b0f2eaa18cd8ca73de"/>
     <w:p>
       <w:pPr>
         <w:pStyle w:val="Heading1"/>
       </w:pPr>
       <w:r>
+        <w:t xml:space="preserve">11. Treasury, Capital, and Group Finance</w:t>
+      </w:r>
+    </w:p>
+    <w:bookmarkStart w:id="99" w:name="X93c8f7bda7bfc5ebf3de79a61df038885ee446b"/>
+    <w:p>
+      <w:pPr>
+        <w:pStyle w:val="Heading2"/>
+      </w:pPr>
+      <w:r>
+        <w:t xml:space="preserve">11.1 Overview</w:t>
+      </w:r>
+    </w:p>
+    <w:p>
+      <w:pPr>
+        <w:pStyle w:val="FirstParagraph"/>
+      </w:pPr>
+      <w:r>
+        <w:t xml:space="preserve">This section extends LonghornERP Accounting into disciplined finance-ERP behavior for cash governance, payment control, bank traceability, fixed-asset accounting, and multi-entity group-finance operations. The scope remains accounting-owned. It does not introduce treasury dealing, market-risk trading, or advanced treasury workstation capabilities.</w:t>
+      </w:r>
+    </w:p>
+    <w:p>
+      <w:pPr>
+        <w:pStyle w:val="BodyText"/>
+      </w:pPr>
+      <w:r>
+        <w:t xml:space="preserve">The requirements in this section are intended to make the accounting domain operationally stronger in the following areas:</w:t>
+      </w:r>
+    </w:p>
+    <w:p>
+      <w:pPr>
+        <w:pStyle w:val="Compact"/>
+        <w:numPr>
+          <w:ilvl w:val="0"/>
+          <w:numId w:val="1004"/>
+        </w:numPr>
+      </w:pPr>
+      <w:r>
+        <w:t xml:space="preserve">treasury and cash governance over bank accounts, payment initiation, and liquidity visibility</w:t>
+      </w:r>
+    </w:p>
+    <w:p>
+      <w:pPr>
+        <w:pStyle w:val="Compact"/>
+        <w:numPr>
+          <w:ilvl w:val="0"/>
+          <w:numId w:val="1004"/>
+        </w:numPr>
+      </w:pPr>
+      <w:r>
+        <w:t xml:space="preserve">payment-file traceability from approved obligation to bank-file release and bank response</w:t>
+      </w:r>
+    </w:p>
+    <w:p>
+      <w:pPr>
+        <w:pStyle w:val="Compact"/>
+        <w:numPr>
+          <w:ilvl w:val="0"/>
+          <w:numId w:val="1004"/>
+        </w:numPr>
+      </w:pPr>
+      <w:r>
+        <w:t xml:space="preserve">controlled reconciliation discipline with certification and escalation</w:t>
+      </w:r>
+    </w:p>
+    <w:p>
+      <w:pPr>
+        <w:pStyle w:val="Compact"/>
+        <w:numPr>
+          <w:ilvl w:val="0"/>
+          <w:numId w:val="1004"/>
+        </w:numPr>
+      </w:pPr>
+      <w:r>
+        <w:t xml:space="preserve">fixed-asset accounting from capitalization through depreciation, impairment, transfer, and retirement</w:t>
+      </w:r>
+    </w:p>
+    <w:p>
+      <w:pPr>
+        <w:pStyle w:val="Compact"/>
+        <w:numPr>
+          <w:ilvl w:val="0"/>
+          <w:numId w:val="1004"/>
+        </w:numPr>
+      </w:pPr>
+      <w:r>
+        <w:t xml:space="preserve">group-finance workflows for ownership hierarchy, FX translation inputs, intercompany settlement discipline, eliminations, top-side adjustments, and certified close outputs</w:t>
+      </w:r>
+    </w:p>
+    <w:bookmarkEnd w:id="99"/>
+    <w:bookmarkStart w:id="101" w:name="X3e704ef866b7926ccf3381c396a31d9284bfd7c"/>
+    <w:p>
+      <w:pPr>
+        <w:pStyle w:val="Heading2"/>
+      </w:pPr>
+      <w:r>
+        <w:t xml:space="preserve">11.2 Treasury and Cash Governance</w:t>
+      </w:r>
+    </w:p>
+    <w:bookmarkStart w:id="100" w:name="functional-requirements"/>
+    <w:p>
+      <w:pPr>
+        <w:pStyle w:val="Heading3"/>
+      </w:pPr>
+      <w:r>
+        <w:t xml:space="preserve">Functional Requirements</w:t>
+      </w:r>
+    </w:p>
+    <w:p>
+      <w:pPr>
+        <w:pStyle w:val="Compact"/>
+        <w:numPr>
+          <w:ilvl w:val="0"/>
+          <w:numId w:val="1005"/>
+        </w:numPr>
+      </w:pPr>
+      <w:r>
+        <w:rPr>
+          <w:b/>
+          <w:bCs/>
+        </w:rPr>
+        <w:t xml:space="preserve">FR-ACCT-149</w:t>
+      </w:r>
+      <w:r>
+        <w:t xml:space="preserve">: The system shall maintain governed bank-account master data including legal entity, account purpose, currency, signer or approval policy, status, effective date, and linked GL account.</w:t>
+      </w:r>
+    </w:p>
+    <w:p>
+      <w:pPr>
+        <w:pStyle w:val="Compact"/>
+        <w:numPr>
+          <w:ilvl w:val="0"/>
+          <w:numId w:val="1005"/>
+        </w:numPr>
+      </w:pPr>
+      <w:r>
+        <w:rPr>
+          <w:b/>
+          <w:bCs/>
+        </w:rPr>
+        <w:t xml:space="preserve">FR-ACCT-150</w:t>
+      </w:r>
+      <w:r>
+        <w:t xml:space="preserve">: The system shall enforce segregation of duties between payment initiation, payment approval, and bank-file release according to configured finance approval policy.</w:t>
+      </w:r>
+    </w:p>
+    <w:p>
+      <w:pPr>
+        <w:pStyle w:val="Compact"/>
+        <w:numPr>
+          <w:ilvl w:val="0"/>
+          <w:numId w:val="1005"/>
+        </w:numPr>
+      </w:pPr>
+      <w:r>
+        <w:rPr>
+          <w:b/>
+          <w:bCs/>
+        </w:rPr>
+        <w:t xml:space="preserve">FR-ACCT-151</w:t>
+      </w:r>
+      <w:r>
+        <w:t xml:space="preserve">: The system shall generate short-term cash-position and cash-forecast views using approved payables, approved payroll obligations, expected receivables, opening bank balances, and scheduled internal transfers.</w:t>
+      </w:r>
+    </w:p>
+    <w:p>
+      <w:pPr>
+        <w:pStyle w:val="Compact"/>
+        <w:numPr>
+          <w:ilvl w:val="0"/>
+          <w:numId w:val="1005"/>
+        </w:numPr>
+      </w:pPr>
+      <w:r>
+        <w:rPr>
+          <w:b/>
+          <w:bCs/>
+        </w:rPr>
+        <w:t xml:space="preserve">FR-ACCT-152</w:t>
+      </w:r>
+      <w:r>
+        <w:t xml:space="preserve">: The system shall support liquidity classification tags on bank accounts and cash movements so finance users can distinguish operating, restricted, payroll, tax, project, and other governed cash buckets in reports.</w:t>
+      </w:r>
+    </w:p>
+    <w:bookmarkEnd w:id="100"/>
+    <w:bookmarkEnd w:id="101"/>
+    <w:bookmarkStart w:id="103" w:name="X118852753873455e0cb8468d2c8cd3ac96cf6a5"/>
+    <w:p>
+      <w:pPr>
+        <w:pStyle w:val="Heading2"/>
+      </w:pPr>
+      <w:r>
+        <w:t xml:space="preserve">11.3 Payment Governance and Bank-File Traceability</w:t>
+      </w:r>
+    </w:p>
+    <w:bookmarkStart w:id="102" w:name="functional-requirements-1"/>
+    <w:p>
+      <w:pPr>
+        <w:pStyle w:val="Heading3"/>
+      </w:pPr>
+      <w:r>
+        <w:t xml:space="preserve">Functional Requirements</w:t>
+      </w:r>
+    </w:p>
+    <w:p>
+      <w:pPr>
+        <w:pStyle w:val="Compact"/>
+        <w:numPr>
+          <w:ilvl w:val="0"/>
+          <w:numId w:val="1006"/>
+        </w:numPr>
+      </w:pPr>
+      <w:r>
+        <w:rPr>
+          <w:b/>
+          <w:bCs/>
+        </w:rPr>
+        <w:t xml:space="preserve">FR-ACCT-153</w:t>
+      </w:r>
+      <w:r>
+        <w:t xml:space="preserve">: The system shall create governed payment batches only from approved obligations including approved supplier invoices, approved expense settlements, approved payroll outputs, and approved tax remittances.</w:t>
+      </w:r>
+    </w:p>
+    <w:p>
+      <w:pPr>
+        <w:pStyle w:val="Compact"/>
+        <w:numPr>
+          <w:ilvl w:val="0"/>
+          <w:numId w:val="1006"/>
+        </w:numPr>
+      </w:pPr>
+      <w:r>
+        <w:rPr>
+          <w:b/>
+          <w:bCs/>
+        </w:rPr>
+        <w:t xml:space="preserve">FR-ACCT-154</w:t>
+      </w:r>
+      <w:r>
+        <w:t xml:space="preserve">: The system shall generate bank-payment files with immutable traceability to payment batch, source obligations, approvers, file generator, generation timestamp, file hash, and release status.</w:t>
+      </w:r>
+    </w:p>
+    <w:p>
+      <w:pPr>
+        <w:pStyle w:val="Compact"/>
+        <w:numPr>
+          <w:ilvl w:val="0"/>
+          <w:numId w:val="1006"/>
+        </w:numPr>
+      </w:pPr>
+      <w:r>
+        <w:rPr>
+          <w:b/>
+          <w:bCs/>
+        </w:rPr>
+        <w:t xml:space="preserve">FR-ACCT-155</w:t>
+      </w:r>
+      <w:r>
+        <w:t xml:space="preserve">: The system shall prevent duplicate bank-file release for the same approved payment instructions unless the original file is formally recalled, voided, or marked bank-rejected under audit.</w:t>
+      </w:r>
+    </w:p>
+    <w:p>
+      <w:pPr>
+        <w:pStyle w:val="Compact"/>
+        <w:numPr>
+          <w:ilvl w:val="0"/>
+          <w:numId w:val="1006"/>
+        </w:numPr>
+      </w:pPr>
+      <w:r>
+        <w:rPr>
+          <w:b/>
+          <w:bCs/>
+        </w:rPr>
+        <w:t xml:space="preserve">FR-ACCT-156</w:t>
+      </w:r>
+      <w:r>
+        <w:t xml:space="preserve">: The system shall reconcile bank-file execution outcomes back to payment instructions, cash journals, and exception status so rejected, partially executed, or returned payments remain visible for resolution.</w:t>
+      </w:r>
+    </w:p>
+    <w:p>
+      <w:pPr>
+        <w:pStyle w:val="Compact"/>
+        <w:numPr>
+          <w:ilvl w:val="0"/>
+          <w:numId w:val="1006"/>
+        </w:numPr>
+      </w:pPr>
+      <w:r>
+        <w:rPr>
+          <w:b/>
+          <w:bCs/>
+        </w:rPr>
+        <w:t xml:space="preserve">FR-ACCT-157</w:t>
+      </w:r>
+      <w:r>
+        <w:t xml:space="preserve">: The system shall store positive-pay, payment-confirmation, or bank-acknowledgement evidence against the relevant payment batch or bank-file record where such evidence is used by the finance process.</w:t>
+      </w:r>
+    </w:p>
+    <w:bookmarkEnd w:id="102"/>
+    <w:bookmarkEnd w:id="103"/>
+    <w:bookmarkStart w:id="105" w:name="X87e9e6d8885c49c5d2e366c24c24ab96c965b22"/>
+    <w:p>
+      <w:pPr>
+        <w:pStyle w:val="Heading2"/>
+      </w:pPr>
+      <w:r>
+        <w:t xml:space="preserve">11.4 Bank Reconciliation Discipline</w:t>
+      </w:r>
+    </w:p>
+    <w:bookmarkStart w:id="104" w:name="functional-requirements-2"/>
+    <w:p>
+      <w:pPr>
+        <w:pStyle w:val="Heading3"/>
+      </w:pPr>
+      <w:r>
+        <w:t xml:space="preserve">Functional Requirements</w:t>
+      </w:r>
+    </w:p>
+    <w:p>
+      <w:pPr>
+        <w:pStyle w:val="Compact"/>
+        <w:numPr>
+          <w:ilvl w:val="0"/>
+          <w:numId w:val="1007"/>
+        </w:numPr>
+      </w:pPr>
+      <w:r>
+        <w:rPr>
+          <w:b/>
+          <w:bCs/>
+        </w:rPr>
+        <w:t xml:space="preserve">FR-ACCT-158</w:t>
+      </w:r>
+      <w:r>
+        <w:t xml:space="preserve">: The system shall enforce a configured reconciliation cadence per bank account and flag overdue reconciliation work on the finance cockpit.</w:t>
+      </w:r>
+    </w:p>
+    <w:p>
+      <w:pPr>
+        <w:pStyle w:val="Compact"/>
+        <w:numPr>
+          <w:ilvl w:val="0"/>
+          <w:numId w:val="1007"/>
+        </w:numPr>
+      </w:pPr>
+      <w:r>
+        <w:rPr>
+          <w:b/>
+          <w:bCs/>
+        </w:rPr>
+        <w:t xml:space="preserve">FR-ACCT-159</w:t>
+      </w:r>
+      <w:r>
+        <w:t xml:space="preserve">: The system shall age unreconciled bank-statement lines and unreconciled GL cash items into configurable age buckets for operational follow-up.</w:t>
+      </w:r>
+    </w:p>
+    <w:p>
+      <w:pPr>
+        <w:pStyle w:val="Compact"/>
+        <w:numPr>
+          <w:ilvl w:val="0"/>
+          <w:numId w:val="1007"/>
+        </w:numPr>
+      </w:pPr>
+      <w:r>
+        <w:rPr>
+          <w:b/>
+          <w:bCs/>
+        </w:rPr>
+        <w:t xml:space="preserve">FR-ACCT-160</w:t>
+      </w:r>
+      <w:r>
+        <w:t xml:space="preserve">: The system shall escalate stale reconciling items that exceed configured age or materiality thresholds to the Finance Manager or designated reviewer.</w:t>
+      </w:r>
+    </w:p>
+    <w:p>
+      <w:pPr>
+        <w:pStyle w:val="Compact"/>
+        <w:numPr>
+          <w:ilvl w:val="0"/>
+          <w:numId w:val="1007"/>
+        </w:numPr>
+      </w:pPr>
+      <w:r>
+        <w:rPr>
+          <w:b/>
+          <w:bCs/>
+        </w:rPr>
+        <w:t xml:space="preserve">FR-ACCT-161</w:t>
+      </w:r>
+      <w:r>
+        <w:t xml:space="preserve">: The system shall support reconciliation certification by an authorised reviewer and shall preserve preparer, reviewer, certification timestamp, exceptions, and supporting evidence.</w:t>
+      </w:r>
+    </w:p>
+    <w:bookmarkEnd w:id="104"/>
+    <w:bookmarkEnd w:id="105"/>
+    <w:bookmarkStart w:id="107" w:name="X94dca9b164a6b97eb2f3caf7246ddf68c2fd0e1"/>
+    <w:p>
+      <w:pPr>
+        <w:pStyle w:val="Heading2"/>
+      </w:pPr>
+      <w:r>
+        <w:t xml:space="preserve">11.5 Fixed-Asset Accounting Lifecycle</w:t>
+      </w:r>
+    </w:p>
+    <w:bookmarkStart w:id="106" w:name="functional-requirements-3"/>
+    <w:p>
+      <w:pPr>
+        <w:pStyle w:val="Heading3"/>
+      </w:pPr>
+      <w:r>
+        <w:t xml:space="preserve">Functional Requirements</w:t>
+      </w:r>
+    </w:p>
+    <w:p>
+      <w:pPr>
+        <w:pStyle w:val="Compact"/>
+        <w:numPr>
+          <w:ilvl w:val="0"/>
+          <w:numId w:val="1008"/>
+        </w:numPr>
+      </w:pPr>
+      <w:r>
+        <w:rPr>
+          <w:b/>
+          <w:bCs/>
+        </w:rPr>
+        <w:t xml:space="preserve">FR-ACCT-162</w:t>
+      </w:r>
+      <w:r>
+        <w:t xml:space="preserve">: The system shall capitalise fixed assets from approved acquisition or project-completion events by creating or updating the accounting asset record and posting the capitalization journal.</w:t>
+      </w:r>
+    </w:p>
+    <w:p>
+      <w:pPr>
+        <w:pStyle w:val="Compact"/>
+        <w:numPr>
+          <w:ilvl w:val="0"/>
+          <w:numId w:val="1008"/>
+        </w:numPr>
+      </w:pPr>
+      <w:r>
+        <w:rPr>
+          <w:b/>
+          <w:bCs/>
+        </w:rPr>
+        <w:t xml:space="preserve">FR-ACCT-163</w:t>
+      </w:r>
+      <w:r>
+        <w:t xml:space="preserve">: The system shall maintain fixed-asset accounting books, depreciation methods, useful life, residual value, in-service date, asset class, and linked balance-sheet and expense accounts.</w:t>
+      </w:r>
+    </w:p>
+    <w:p>
+      <w:pPr>
+        <w:pStyle w:val="Compact"/>
+        <w:numPr>
+          <w:ilvl w:val="0"/>
+          <w:numId w:val="1008"/>
+        </w:numPr>
+      </w:pPr>
+      <w:r>
+        <w:rPr>
+          <w:b/>
+          <w:bCs/>
+        </w:rPr>
+        <w:t xml:space="preserve">FR-ACCT-164</w:t>
+      </w:r>
+      <w:r>
+        <w:t xml:space="preserve">: The system shall execute controlled depreciation runs that post depreciation expense and accumulated depreciation journals once per asset book and period.</w:t>
+      </w:r>
+    </w:p>
+    <w:p>
+      <w:pPr>
+        <w:pStyle w:val="Compact"/>
+        <w:numPr>
+          <w:ilvl w:val="0"/>
+          <w:numId w:val="1008"/>
+        </w:numPr>
+      </w:pPr>
+      <w:r>
+        <w:rPr>
+          <w:b/>
+          <w:bCs/>
+        </w:rPr>
+        <w:t xml:space="preserve">FR-ACCT-165</w:t>
+      </w:r>
+      <w:r>
+        <w:t xml:space="preserve">: The system shall support impairment, reclassification, and transfer accounting events with mandatory reason, effective date, approver, and evidence trail.</w:t>
+      </w:r>
+    </w:p>
+    <w:p>
+      <w:pPr>
+        <w:pStyle w:val="Compact"/>
+        <w:numPr>
+          <w:ilvl w:val="0"/>
+          <w:numId w:val="1008"/>
+        </w:numPr>
+      </w:pPr>
+      <w:r>
+        <w:rPr>
+          <w:b/>
+          <w:bCs/>
+        </w:rPr>
+        <w:t xml:space="preserve">FR-ACCT-166</w:t>
+      </w:r>
+      <w:r>
+        <w:t xml:space="preserve">: The system shall support asset retirement, disposal, and write-off accounting including cost removal, accumulated depreciation clearance, proceeds recognition, and gain or loss calculation.</w:t>
+      </w:r>
+    </w:p>
+    <w:p>
+      <w:pPr>
+        <w:pStyle w:val="Compact"/>
+        <w:numPr>
+          <w:ilvl w:val="0"/>
+          <w:numId w:val="1008"/>
+        </w:numPr>
+      </w:pPr>
+      <w:r>
+        <w:rPr>
+          <w:b/>
+          <w:bCs/>
+        </w:rPr>
+        <w:t xml:space="preserve">FR-ACCT-167</w:t>
+      </w:r>
+      <w:r>
+        <w:t xml:space="preserve">: The system shall provide period-based reconciliation between the fixed-asset subledger and the general ledger and shall identify unreconciled differences by asset, class, book, and account.</w:t>
+      </w:r>
+    </w:p>
+    <w:bookmarkEnd w:id="106"/>
+    <w:bookmarkEnd w:id="107"/>
+    <w:bookmarkStart w:id="109" w:name="X75e9a7f57a0f4190d33b2166ddb0bf7d35516c0"/>
+    <w:p>
+      <w:pPr>
+        <w:pStyle w:val="Heading2"/>
+      </w:pPr>
+      <w:r>
+        <w:t xml:space="preserve">11.6 Multi-Entity and Group Finance Workflows</w:t>
+      </w:r>
+    </w:p>
+    <w:bookmarkStart w:id="108" w:name="functional-requirements-4"/>
+    <w:p>
+      <w:pPr>
+        <w:pStyle w:val="Heading3"/>
+      </w:pPr>
+      <w:r>
+        <w:t xml:space="preserve">Functional Requirements</w:t>
+      </w:r>
+    </w:p>
+    <w:p>
+      <w:pPr>
+        <w:pStyle w:val="Compact"/>
+        <w:numPr>
+          <w:ilvl w:val="0"/>
+          <w:numId w:val="1009"/>
+        </w:numPr>
+      </w:pPr>
+      <w:r>
+        <w:rPr>
+          <w:b/>
+          <w:bCs/>
+        </w:rPr>
+        <w:t xml:space="preserve">FR-ACCT-168</w:t>
+      </w:r>
+      <w:r>
+        <w:t xml:space="preserve">: The system shall maintain a governed ownership hierarchy for reporting entities including parent-child relationships, effective dates, ownership percentage, and reporting currency.</w:t>
+      </w:r>
+    </w:p>
+    <w:p>
+      <w:pPr>
+        <w:pStyle w:val="Compact"/>
+        <w:numPr>
+          <w:ilvl w:val="0"/>
+          <w:numId w:val="1009"/>
+        </w:numPr>
+      </w:pPr>
+      <w:r>
+        <w:rPr>
+          <w:b/>
+          <w:bCs/>
+        </w:rPr>
+        <w:t xml:space="preserve">FR-ACCT-169</w:t>
+      </w:r>
+      <w:r>
+        <w:t xml:space="preserve">: The system shall preserve FX translation foundations by storing reporting-basis exchange-rate inputs, translation method, translated balances, and translation run metadata for each group reporting period.</w:t>
+      </w:r>
+    </w:p>
+    <w:p>
+      <w:pPr>
+        <w:pStyle w:val="Compact"/>
+        <w:numPr>
+          <w:ilvl w:val="0"/>
+          <w:numId w:val="1009"/>
+        </w:numPr>
+      </w:pPr>
+      <w:r>
+        <w:rPr>
+          <w:b/>
+          <w:bCs/>
+        </w:rPr>
+        <w:t xml:space="preserve">FR-ACCT-170</w:t>
+      </w:r>
+      <w:r>
+        <w:t xml:space="preserve">: The system shall govern intercompany settlement workflows by tracking counterparties, settlement status, unresolved differences, agreed balances, and clearing evidence.</w:t>
+      </w:r>
+    </w:p>
+    <w:p>
+      <w:pPr>
+        <w:pStyle w:val="Compact"/>
+        <w:numPr>
+          <w:ilvl w:val="0"/>
+          <w:numId w:val="1009"/>
+        </w:numPr>
+      </w:pPr>
+      <w:r>
+        <w:rPr>
+          <w:b/>
+          <w:bCs/>
+        </w:rPr>
+        <w:t xml:space="preserve">FR-ACCT-171</w:t>
+      </w:r>
+      <w:r>
+        <w:t xml:space="preserve">: The system shall segregate elimination journals and top-side adjustments from local statutory books and shall require dedicated group-finance permissions and approval workflow for such entries.</w:t>
+      </w:r>
+    </w:p>
+    <w:p>
+      <w:pPr>
+        <w:pStyle w:val="Compact"/>
+        <w:numPr>
+          <w:ilvl w:val="0"/>
+          <w:numId w:val="1009"/>
+        </w:numPr>
+      </w:pPr>
+      <w:r>
+        <w:rPr>
+          <w:b/>
+          <w:bCs/>
+        </w:rPr>
+        <w:t xml:space="preserve">FR-ACCT-172</w:t>
+      </w:r>
+      <w:r>
+        <w:t xml:space="preserve">: The system shall produce a certified group close pack that links entity submissions, translation results, elimination journals, top-side adjustments, sign-offs, and final issued reporting artefacts for the reporting period.</w:t>
+      </w:r>
+    </w:p>
+    <w:bookmarkEnd w:id="108"/>
+    <w:bookmarkEnd w:id="109"/>
+    <w:bookmarkEnd w:id="110"/>
+    <w:bookmarkStart w:id="114" w:name="Xec6f0ba4a43d0b295c15800410e5ddc60cf82f3"/>
+    <w:p>
+      <w:pPr>
+        <w:pStyle w:val="Heading1"/>
+      </w:pPr>
+      <w:r>
         <w:t xml:space="preserve">Traceability Matrix — Accounting and General Ledger</w:t>
       </w:r>
     </w:p>
-    <w:bookmarkStart w:id="91" w:name="Xf1286945ed726676dbb9ba9a7e00aca9f57558a"/>
+    <w:bookmarkStart w:id="111" w:name="Xf1286945ed726676dbb9ba9a7e00aca9f57558a"/>
     <w:p>
       <w:pPr>
         <w:pStyle w:val="Heading2"/>
@@ -7035,8 +9173,8 @@
         <w:t xml:space="preserve">.</w:t>
       </w:r>
     </w:p>
-    <w:bookmarkEnd w:id="91"/>
-    <w:bookmarkStart w:id="92" w:name="Xb227cebe0665aee772bc3439f50825d0546ea13"/>
+    <w:bookmarkEnd w:id="111"/>
+    <w:bookmarkStart w:id="112" w:name="Xb227cebe0665aee772bc3439f50825d0546ea13"/>
     <w:p>
       <w:pPr>
         <w:pStyle w:val="Heading2"/>
@@ -7178,9 +9316,57 @@
           </w:p>
         </w:tc>
       </w:tr>
+      <w:tr>
+        <w:tc>
+          <w:tcPr/>
+          <w:p>
+            <w:pPr>
+              <w:pStyle w:val="Compact"/>
+            </w:pPr>
+            <w:r>
+              <w:t xml:space="preserve">BG-005</w:t>
+            </w:r>
+          </w:p>
+        </w:tc>
+        <w:tc>
+          <w:tcPr/>
+          <w:p>
+            <w:pPr>
+              <w:pStyle w:val="Compact"/>
+            </w:pPr>
+            <w:r>
+              <w:t xml:space="preserve">Faster, controlled period close through orchestration, standard tasking, and exception management</w:t>
+            </w:r>
+          </w:p>
+        </w:tc>
+      </w:tr>
+      <w:tr>
+        <w:tc>
+          <w:tcPr/>
+          <w:p>
+            <w:pPr>
+              <w:pStyle w:val="Compact"/>
+            </w:pPr>
+            <w:r>
+              <w:t xml:space="preserve">BG-006</w:t>
+            </w:r>
+          </w:p>
+        </w:tc>
+        <w:tc>
+          <w:tcPr/>
+          <w:p>
+            <w:pPr>
+              <w:pStyle w:val="Compact"/>
+            </w:pPr>
+            <w:r>
+              <w:t xml:space="preserve">Multi-entity, intercompany, and elimination-ready finance structures for scalable consolidation and disciplined reporting</w:t>
+            </w:r>
+          </w:p>
+        </w:tc>
+      </w:tr>
     </w:tbl>
-    <w:bookmarkEnd w:id="92"/>
-    <w:bookmarkStart w:id="93" w:name="Xaccddd7f570ae81cf88da2918e32af991a21307"/>
+    <w:bookmarkEnd w:id="112"/>
+    <w:bookmarkStart w:id="113" w:name="Xaccddd7f570ae81cf88da2918e32af991a21307"/>
     <w:p>
       <w:pPr>
         <w:pStyle w:val="Heading2"/>
@@ -14244,8 +16430,310 @@
         </w:tc>
       </w:tr>
     </w:tbl>
-    <w:bookmarkEnd w:id="93"/>
-    <w:bookmarkEnd w:id="94"/>
+    <w:p>
+      <w:pPr>
+        <w:pStyle w:val="BodyText"/>
+      </w:pPr>
+      <w:r>
+        <w:t xml:space="preserve">| FR-ACCT-123 | 8.7 | Define close templates by entity and close type | BG-005, BG-006 | Create month-end template with tasks, dependencies, and owner roles; verify template saves with all metadata. |</w:t>
+      </w:r>
+      <w:r>
+        <w:t xml:space="preserve"> </w:t>
+      </w:r>
+      <w:r>
+        <w:t xml:space="preserve">| FR-ACCT-124 | 8.7 | Instantiate close run from template | BG-005 | Launch close run for entity and period; verify task instances created in Not Started status. |</w:t>
+      </w:r>
+      <w:r>
+        <w:t xml:space="preserve"> </w:t>
+      </w:r>
+      <w:r>
+        <w:t xml:space="preserve">| FR-ACCT-125 | 8.7 | Support controlled close task statuses | BG-004, BG-005 | Set task to Blocked without comment; verify rejection. Repeat with comment; verify success. |</w:t>
+      </w:r>
+      <w:r>
+        <w:t xml:space="preserve"> </w:t>
+      </w:r>
+      <w:r>
+        <w:t xml:space="preserve">| FR-ACCT-126 | 8.7 | Assign or reassign close task ownership | BG-005 | Reassign task to another authorised owner; verify assignment changes and audit history preserved. |</w:t>
+      </w:r>
+      <w:r>
+        <w:t xml:space="preserve"> </w:t>
+      </w:r>
+      <w:r>
+        <w:t xml:space="preserve">| FR-ACCT-127 | 8.7 | Require evidence for evidence-required close tasks | BG-004, BG-005 | Attempt to complete evidence-required task without attachment, URL, or commentary; verify rejection. |</w:t>
+      </w:r>
+      <w:r>
+        <w:t xml:space="preserve"> </w:t>
+      </w:r>
+      <w:r>
+        <w:t xml:space="preserve">| FR-ACCT-128 | 8.7 | Block hard close until mandatory tasks resolved | BG-004, BG-005 | Attempt Hard Close with mandatory task still In Progress; verify block. |</w:t>
+      </w:r>
+      <w:r>
+        <w:t xml:space="preserve"> </w:t>
+      </w:r>
+      <w:r>
+        <w:t xml:space="preserve">| FR-ACCT-129 | 8.7 | Provide Close Cockpit dashboard | BG-005 | Open dashboard; verify completion %, overdue, blocked, and owner-level views are displayed. |</w:t>
+      </w:r>
+      <w:r>
+        <w:t xml:space="preserve"> </w:t>
+      </w:r>
+      <w:r>
+        <w:t xml:space="preserve">| FR-ACCT-130 | 8.7 | Notify on assignments, overdue tasks, blockers, and rejection | BG-005 | Mark task Blocked; verify owner and Finance Manager receive in-app notifications. |</w:t>
+      </w:r>
+      <w:r>
+        <w:t xml:space="preserve"> </w:t>
+      </w:r>
+      <w:r>
+        <w:t xml:space="preserve">| FR-ACCT-131 | 8.8 | Create recurring journal templates | BG-003, BG-005 | Save recurring journal template with monthly frequency and lines; verify template is stored and reusable. |</w:t>
+      </w:r>
+      <w:r>
+        <w:t xml:space="preserve"> </w:t>
+      </w:r>
+      <w:r>
+        <w:t xml:space="preserve">| FR-ACCT-132 | 8.8 | Generate draft journals from recurring templates | BG-003, BG-005 | Open new period with active templates; verify draft recurring journals are generated with template reference. |</w:t>
+      </w:r>
+      <w:r>
+        <w:t xml:space="preserve"> </w:t>
+      </w:r>
+      <w:r>
+        <w:t xml:space="preserve">| FR-ACCT-133 | 8.8 | Auto-reverse flagged close journals in next open period | BG-004, BG-005 | Post accrual with auto-reverse flag; verify reversal journal appears on first day of next open period. |</w:t>
+      </w:r>
+      <w:r>
+        <w:t xml:space="preserve"> </w:t>
+      </w:r>
+      <w:r>
+        <w:t xml:space="preserve">| FR-ACCT-134 | 8.8 | Enforce preparer-approver segregation for close journals and templates | BG-004 | Attempt self-approval on submitted close journal; verify approval is blocked. |</w:t>
+      </w:r>
+      <w:r>
+        <w:t xml:space="preserve"> </w:t>
+      </w:r>
+      <w:r>
+        <w:t xml:space="preserve">| FR-ACCT-135 | 8.8 | Require approval for high-value close journals | BG-004, BG-005 | Submit close journal above threshold; verify status requires approval before posting. |</w:t>
+      </w:r>
+      <w:r>
+        <w:t xml:space="preserve"> </w:t>
+      </w:r>
+      <w:r>
+        <w:t xml:space="preserve">| FR-ACCT-136 | 8.8 | Maintain mandatory close journal source classification | BG-004, BG-006 | Create close journal without source classification; verify validation fails. |</w:t>
+      </w:r>
+      <w:r>
+        <w:t xml:space="preserve"> </w:t>
+      </w:r>
+      <w:r>
+        <w:t xml:space="preserve">| FR-ACCT-137 | 8.8 | Provide Close Journal Register report | BG-002, BG-004 | Filter register by entity, source classification, and approver; verify results match stored journals. |</w:t>
+      </w:r>
+      <w:r>
+        <w:t xml:space="preserve"> </w:t>
+      </w:r>
+      <w:r>
+        <w:t xml:space="preserve">| FR-ACCT-138 | 8.9 | Track close readiness by entity and reporting basis | BG-005, BG-006 | Hard-close entity A and keep entity B Open for same period; verify both states persist independently. |</w:t>
+      </w:r>
+      <w:r>
+        <w:t xml:space="preserve"> </w:t>
+      </w:r>
+      <w:r>
+        <w:t xml:space="preserve">| FR-ACCT-139 | 8.9 | Require counterparty attribution on intercompany journals | BG-004, BG-006 | Attempt intercompany journal without counterparty entity; verify rejection. |</w:t>
+      </w:r>
+      <w:r>
+        <w:t xml:space="preserve"> </w:t>
+      </w:r>
+      <w:r>
+        <w:t xml:space="preserve">| FR-ACCT-140 | 8.9 | Provide Intercompany Mismatch report | BG-002, BG-006 | Create unmatched intercompany balances; verify report lists entity, counterparty, account, currency, and period. |</w:t>
+      </w:r>
+      <w:r>
+        <w:t xml:space="preserve"> </w:t>
+      </w:r>
+      <w:r>
+        <w:t xml:space="preserve">| FR-ACCT-141 | 8.9 | Preserve separate journal layers for local and group reporting | BG-004, BG-006 | Post journals across LocalStatutory and Elimination layers; verify reports can filter by layer without changing local journals. |</w:t>
+      </w:r>
+      <w:r>
+        <w:t xml:space="preserve"> </w:t>
+      </w:r>
+      <w:r>
+        <w:t xml:space="preserve">| FR-ACCT-142 | 8.9 | Restrict elimination journals to group-finance permission | BG-004, BG-006 | Attempt elimination journal as user without permission; verify rejection. |</w:t>
+      </w:r>
+      <w:r>
+        <w:t xml:space="preserve"> </w:t>
+      </w:r>
+      <w:r>
+        <w:t xml:space="preserve">| FR-ACCT-143 | 8.9 | Generate Consolidation Input Trial Balance | BG-002, BG-006 | Generate consolidation input TB for group period; verify balances are grouped by entity, currency, account, and layer. |</w:t>
+      </w:r>
+      <w:r>
+        <w:t xml:space="preserve"> </w:t>
+      </w:r>
+      <w:r>
+        <w:t xml:space="preserve">| FR-ACCT-144 | 8.9 | Preserve source linkage for topside and elimination journals | BG-004, BG-006 | Open elimination journal detail; verify source references to contributing balances or intercompany pair are visible. |</w:t>
+      </w:r>
+      <w:r>
+        <w:t xml:space="preserve"> </w:t>
+      </w:r>
+      <w:r>
+        <w:t xml:space="preserve">| FR-ACCT-145 | 8.10 | Maintain Close Pack register for required outputs | BG-002, BG-005 | Open close pack for period; verify required reports and statuses are listed. |</w:t>
+      </w:r>
+      <w:r>
+        <w:t xml:space="preserve"> </w:t>
+      </w:r>
+      <w:r>
+        <w:t xml:space="preserve">| FR-ACCT-146 | 8.10 | Stamp generated finance reports with metadata | BG-002, BG-004 | Generate report; verify entity, period, basis, user, timestamp, and parameters are embedded. |</w:t>
+      </w:r>
+      <w:r>
+        <w:t xml:space="preserve"> </w:t>
+      </w:r>
+      <w:r>
+        <w:t xml:space="preserve">| FR-ACCT-147 | 8.10 | Freeze reproducible final report snapshots | BG-002, BG-004, BG-005 | Mark report Final, then regenerate with same parameters; verify values match until period is reopened. |</w:t>
+      </w:r>
+      <w:r>
+        <w:t xml:space="preserve"> </w:t>
+      </w:r>
+      <w:r>
+        <w:t xml:space="preserve">| FR-ACCT-148 | 8.10 | Require Finance Manager sign-off for final Close Pack | BG-004, BG-005 | Attempt to mark Close Pack Final without Finance Manager sign-off; verify rejection. |</w:t>
+      </w:r>
+      <w:r>
+        <w:t xml:space="preserve"> </w:t>
+      </w:r>
+      <w:r>
+        <w:t xml:space="preserve">| FR-ACCT-149 | 11.2 | Maintain governed bank-account master data | BG-003, BG-004 | Create bank account without account purpose or approver role; verify validation rejects the save. |</w:t>
+      </w:r>
+      <w:r>
+        <w:t xml:space="preserve"> </w:t>
+      </w:r>
+      <w:r>
+        <w:t xml:space="preserve">| FR-ACCT-150 | 11.2 | Segregate payment initiation, approval, and bank-file release roles | BG-004 | Attempt to approve and release a payment batch as the same user where SoD is enforced; verify release is blocked. |</w:t>
+      </w:r>
+      <w:r>
+        <w:t xml:space="preserve"> </w:t>
+      </w:r>
+      <w:r>
+        <w:t xml:space="preserve">| FR-ACCT-151 | 11.2 | Forecast cash position from approved obligations and expected receipts | BG-002, BG-003 | Generate 13-week cash forecast; verify balances reflect approved AP, payroll, and AR due buckets. |</w:t>
+      </w:r>
+      <w:r>
+        <w:t xml:space="preserve"> </w:t>
+      </w:r>
+      <w:r>
+        <w:t xml:space="preserve">| FR-ACCT-152 | 11.2 | Preserve liquidity tagging for bank accounts and cash movements | BG-002, BG-004 | Post movement tagged OperatingCash; verify cash report filters by liquidity bucket without altering the journal. |</w:t>
+      </w:r>
+      <w:r>
+        <w:t xml:space="preserve"> </w:t>
+      </w:r>
+      <w:r>
+        <w:t xml:space="preserve">| FR-ACCT-153 | 11.3 | Build governed payment batches from approved source obligations | BG-003, BG-004 | Create payment batch including unapproved invoice; verify inclusion is rejected. |</w:t>
+      </w:r>
+      <w:r>
+        <w:t xml:space="preserve"> </w:t>
+      </w:r>
+      <w:r>
+        <w:t xml:space="preserve">| FR-ACCT-154 | 11.3 | Generate bank files with immutable batch-to-file traceability | BG-004 | Generate bank file for approved batch; verify file hash, generator, timestamp, and source batch references are stored. |</w:t>
+      </w:r>
+      <w:r>
+        <w:t xml:space="preserve"> </w:t>
+      </w:r>
+      <w:r>
+        <w:t xml:space="preserve">| FR-ACCT-155 | 11.3 | Prevent duplicate bank-file release for the same payment instruction set | BG-004 | Attempt second file generation for already released batch without recall; verify rejection. |</w:t>
+      </w:r>
+      <w:r>
+        <w:t xml:space="preserve"> </w:t>
+      </w:r>
+      <w:r>
+        <w:t xml:space="preserve">| FR-ACCT-156 | 11.3 | Reconcile bank-file outcomes to payment instructions and journals | BG-003, BG-004 | Import bank response with one rejected payment; verify batch line is marked failed and linked journal remains unresolved. |</w:t>
+      </w:r>
+      <w:r>
+        <w:t xml:space="preserve"> </w:t>
+      </w:r>
+      <w:r>
+        <w:t xml:space="preserve">| FR-ACCT-157 | 11.3 | Maintain positive-pay or payment confirmation evidence | BG-004 | Attach bank confirmation to released batch; verify evidence is viewable from batch and audit history. |</w:t>
+      </w:r>
+      <w:r>
+        <w:t xml:space="preserve"> </w:t>
+      </w:r>
+      <w:r>
+        <w:t xml:space="preserve">| FR-ACCT-158 | 11.4 | Enforce daily or configured reconciliation cadence per bank account | BG-003, BG-005 | Leave daily-reconciled account unreconciled past cadence; verify exception appears on finance cockpit. |</w:t>
+      </w:r>
+      <w:r>
+        <w:t xml:space="preserve"> </w:t>
+      </w:r>
+      <w:r>
+        <w:t xml:space="preserve">| FR-ACCT-159 | 11.4 | Age unreconciled bank and GL items | BG-002, BG-005 | Open reconciliation workspace; verify unreconciled items show age buckets by statement or posting date. |</w:t>
+      </w:r>
+      <w:r>
+        <w:t xml:space="preserve"> </w:t>
+      </w:r>
+      <w:r>
+        <w:t xml:space="preserve">| FR-ACCT-160 | 11.4 | Escalate stale reconciling items for review | BG-004, BG-005 | Leave reconciling item unresolved beyond threshold; verify escalation notification to Finance Manager. |</w:t>
+      </w:r>
+      <w:r>
+        <w:t xml:space="preserve"> </w:t>
+      </w:r>
+      <w:r>
+        <w:t xml:space="preserve">| FR-ACCT-161 | 11.4 | Certify reconciliation completion by authorised reviewer | BG-004 | Attempt certification by preparer where reviewer is required; verify certification is blocked. |</w:t>
+      </w:r>
+      <w:r>
+        <w:t xml:space="preserve"> </w:t>
+      </w:r>
+      <w:r>
+        <w:t xml:space="preserve">| FR-ACCT-162 | 11.5 | Capitalise fixed assets from approved acquisition events | BG-001, BG-003, BG-004 | Confirm asset acquisition with capitalization flag; verify asset record and capitalization journal are created. |</w:t>
+      </w:r>
+      <w:r>
+        <w:t xml:space="preserve"> </w:t>
+      </w:r>
+      <w:r>
+        <w:t xml:space="preserve">| FR-ACCT-163 | 11.5 | Maintain asset accounting books and depreciation methods | BG-001, BG-002 | Configure straight-line depreciation for accounting book; verify schedule is generated for useful life and salvage value. |</w:t>
+      </w:r>
+      <w:r>
+        <w:t xml:space="preserve"> </w:t>
+      </w:r>
+      <w:r>
+        <w:t xml:space="preserve">| FR-ACCT-164 | 11.5 | Post periodic depreciation automatically or by controlled run | BG-002, BG-003, BG-004 | Execute depreciation run for open period; verify expense and accumulated depreciation journals are posted once only. |</w:t>
+      </w:r>
+      <w:r>
+        <w:t xml:space="preserve"> </w:t>
+      </w:r>
+      <w:r>
+        <w:t xml:space="preserve">| FR-ACCT-165 | 11.5 | Support impairment, reclassification, and transfer journals with audit trail | BG-001, BG-004 | Post impairment adjustment; verify carrying amount updates and reason, approver, and evidence are preserved. |</w:t>
+      </w:r>
+      <w:r>
+        <w:t xml:space="preserve"> </w:t>
+      </w:r>
+      <w:r>
+        <w:t xml:space="preserve">| FR-ACCT-166 | 11.5 | Support asset retirement and disposal accounting | BG-001, BG-002, BG-004 | Retire asset with disposal proceeds; verify cost, accumulated depreciation, gain/loss, and cash entries are recognised correctly. |</w:t>
+      </w:r>
+      <w:r>
+        <w:t xml:space="preserve"> </w:t>
+      </w:r>
+      <w:r>
+        <w:t xml:space="preserve">| FR-ACCT-167 | 11.5 | Reconcile asset subledger to general ledger by period | BG-002, BG-004, BG-005 | Run asset-to-GL reconciliation; verify difference report identifies book, account, and asset contributors. |</w:t>
+      </w:r>
+      <w:r>
+        <w:t xml:space="preserve"> </w:t>
+      </w:r>
+      <w:r>
+        <w:t xml:space="preserve">| FR-ACCT-168 | 11.6 | Maintain ownership hierarchy for group reporting entities | BG-002, BG-006 | Save parent-child ownership structure with effective dates; verify group tree renders correctly for the selected period. |</w:t>
+      </w:r>
+      <w:r>
+        <w:t xml:space="preserve"> </w:t>
+      </w:r>
+      <w:r>
+        <w:t xml:space="preserve">| FR-ACCT-169 | 11.6 | Preserve FX translation inputs and translated balances by reporting basis | BG-001, BG-002, BG-006 | Run translation for group period; verify closing-rate and average-rate inputs are stored with translated trial balance. |</w:t>
+      </w:r>
+      <w:r>
+        <w:t xml:space="preserve"> </w:t>
+      </w:r>
+      <w:r>
+        <w:t xml:space="preserve">| FR-ACCT-170 | 11.6 | Govern intercompany settlement lifecycle | BG-003, BG-004, BG-006 | Match intercompany payable and receivable for settlement; verify unresolved differences remain open and reported. |</w:t>
+      </w:r>
+      <w:r>
+        <w:t xml:space="preserve"> </w:t>
+      </w:r>
+      <w:r>
+        <w:t xml:space="preserve">| FR-ACCT-171 | 11.6 | Govern elimination and top-side adjustment journals separately from local books | BG-004, BG-006 | Post top-side adjustment without group-finance approval; verify posting is blocked. |</w:t>
+      </w:r>
+      <w:r>
+        <w:t xml:space="preserve"> </w:t>
+      </w:r>
+      <w:r>
+        <w:t xml:space="preserve">| FR-ACCT-172 | 11.6 | Produce certified group close pack with entity submissions, eliminations, and sign-offs | BG-002, BG-004, BG-005, BG-006 | Mark group close pack final; verify required entity submissions, elimination journals, approvals, and certification evidence exist. |</w:t>
+      </w:r>
+    </w:p>
+    <w:bookmarkEnd w:id="113"/>
+    <w:bookmarkEnd w:id="114"/>
     <w:sectPr>
       <w:footerReference r:id="rId9" w:type="default"/>
       <w:headerReference r:id="rId10" w:type="default"/>
@@ -14735,6 +17223,24 @@
     <w:abstractNumId w:val="991"/>
   </w:num>
   <w:num w:numId="1003">
+    <w:abstractNumId w:val="991"/>
+  </w:num>
+  <w:num w:numId="1004">
+    <w:abstractNumId w:val="991"/>
+  </w:num>
+  <w:num w:numId="1005">
+    <w:abstractNumId w:val="991"/>
+  </w:num>
+  <w:num w:numId="1006">
+    <w:abstractNumId w:val="991"/>
+  </w:num>
+  <w:num w:numId="1007">
+    <w:abstractNumId w:val="991"/>
+  </w:num>
+  <w:num w:numId="1008">
+    <w:abstractNumId w:val="991"/>
+  </w:num>
+  <w:num w:numId="1009">
     <w:abstractNumId w:val="991"/>
   </w:num>
 </w:numbering>
